--- a/Knowledge/3-Work knowledge/1-Software Engineering/2-General Technologies/9-Databases/5-My Source/1-Intro to Databases/1-Data Models/1-Components of a Data Model/3-Types of Constraints/3-UNIQUE Constraint.docx
+++ b/Knowledge/3-Work knowledge/1-Software Engineering/2-General Technologies/9-Databases/5-My Source/1-Intro to Databases/1-Data Models/1-Components of a Data Model/3-Types of Constraints/3-UNIQUE Constraint.docx
@@ -27,7 +27,7 @@
     <w:p>
       <w:r>
         <w:rPr>
-          <w:rFonts w:ascii="Arial" w:hAnsi="Arial" w:cs="Arial"/>
+          <w:rFonts w:ascii="Arial" w:hAnsi="Arial" w:cs="Arial" w:eastAsia="Arial"/>
           <w:b/>
           <w:color w:val="000000"/>
           <w:sz w:val="18"/>
@@ -37,7 +37,7 @@
       </w:r>
       <w:r>
         <w:rPr>
-          <w:rFonts w:ascii="Arial" w:hAnsi="Arial" w:cs="Arial"/>
+          <w:rFonts w:ascii="Arial" w:hAnsi="Arial" w:cs="Arial" w:eastAsia="Arial"/>
           <w:color w:val="000000"/>
           <w:sz w:val="18"/>
           <w:highlight w:val="lightGray"/>
@@ -46,7 +46,7 @@
       </w:r>
       <w:r>
         <w:rPr>
-          <w:rFonts w:ascii="Arial" w:hAnsi="Arial" w:cs="Arial"/>
+          <w:rFonts w:ascii="Arial" w:hAnsi="Arial" w:cs="Arial" w:eastAsia="Arial"/>
           <w:b/>
           <w:color w:val="000000"/>
           <w:sz w:val="18"/>
@@ -56,7 +56,7 @@
       </w:r>
       <w:r>
         <w:rPr>
-          <w:rFonts w:ascii="Arial" w:hAnsi="Arial" w:cs="Arial"/>
+          <w:rFonts w:ascii="Arial" w:hAnsi="Arial" w:cs="Arial" w:eastAsia="Arial"/>
           <w:color w:val="000000"/>
           <w:sz w:val="18"/>
           <w:highlight w:val="lightGray"/>
@@ -65,7 +65,7 @@
       </w:r>
       <w:r>
         <w:rPr>
-          <w:rFonts w:ascii="Arial" w:hAnsi="Arial" w:cs="Arial"/>
+          <w:rFonts w:ascii="Arial" w:hAnsi="Arial" w:cs="Arial" w:eastAsia="Arial"/>
           <w:b/>
           <w:color w:val="000000"/>
           <w:sz w:val="18"/>
@@ -75,7 +75,7 @@
       </w:r>
       <w:r>
         <w:rPr>
-          <w:rFonts w:ascii="Arial" w:hAnsi="Arial" w:cs="Arial"/>
+          <w:rFonts w:ascii="Arial" w:hAnsi="Arial" w:cs="Arial" w:eastAsia="Arial"/>
           <w:color w:val="000000"/>
           <w:sz w:val="18"/>
           <w:highlight w:val="lightGray"/>
@@ -91,13 +91,13 @@
       </w:pPr>
       <w:r>
         <w:rPr>
-          <w:rFonts w:ascii="Roboto Mono" w:hAnsi="Roboto Mono"/>
+          <w:rFonts w:ascii="Roboto Mono" w:hAnsi="Roboto Mono" w:eastAsia="Roboto Mono"/>
         </w:rPr>
         <w:t xml:space="preserve">A </w:t>
       </w:r>
       <w:r>
         <w:rPr>
-          <w:rFonts w:ascii="Roboto Mono" w:hAnsi="Roboto Mono"/>
+          <w:rFonts w:ascii="Roboto Mono" w:hAnsi="Roboto Mono" w:eastAsia="Roboto Mono"/>
           <w:b/>
           <w:bCs/>
         </w:rPr>
@@ -105,13 +105,13 @@
       </w:r>
       <w:r>
         <w:rPr>
-          <w:rFonts w:ascii="Roboto Mono" w:hAnsi="Roboto Mono"/>
+          <w:rFonts w:ascii="Roboto Mono" w:hAnsi="Roboto Mono" w:eastAsia="Roboto Mono"/>
         </w:rPr>
         <w:t xml:space="preserve"> is a rule that ensures </w:t>
       </w:r>
       <w:r>
         <w:rPr>
-          <w:rFonts w:ascii="Roboto Mono" w:hAnsi="Roboto Mono"/>
+          <w:rFonts w:ascii="Roboto Mono" w:hAnsi="Roboto Mono" w:eastAsia="Roboto Mono"/>
           <w:b/>
           <w:bCs/>
         </w:rPr>
@@ -119,7 +119,7 @@
       </w:r>
       <w:r>
         <w:rPr>
-          <w:rFonts w:ascii="Roboto Mono" w:hAnsi="Roboto Mono"/>
+          <w:rFonts w:ascii="Roboto Mono" w:hAnsi="Roboto Mono" w:eastAsia="Roboto Mono"/>
         </w:rPr>
         <w:t>.</w:t>
       </w:r>
@@ -132,7 +132,7 @@
       </w:pPr>
       <w:r>
         <w:rPr>
-          <w:rFonts w:ascii="Roboto Mono" w:hAnsi="Roboto Mono"/>
+          <w:rFonts w:ascii="Roboto Mono" w:hAnsi="Roboto Mono" w:eastAsia="Roboto Mono"/>
         </w:rPr>
         <w:t>It prevents duplicate values from being stored in the constrained column.</w:t>
       </w:r>
@@ -145,7 +145,7 @@
       </w:pPr>
       <w:r>
         <w:rPr>
-          <w:rFonts w:ascii="Roboto Mono" w:hAnsi="Roboto Mono"/>
+          <w:rFonts w:ascii="Roboto Mono" w:hAnsi="Roboto Mono" w:eastAsia="Roboto Mono"/>
         </w:rPr>
         <w:pict w14:anchorId="6A5E4134">
           <v:rect id="_x0000_i1025" style="width:0;height:1.5pt" o:hralign="center" o:hrstd="t" o:hr="t" fillcolor="#a0a0a0" stroked="f"/>
@@ -169,7 +169,7 @@
     <w:p>
       <w:r>
         <w:rPr>
-          <w:rFonts w:ascii="Arial" w:hAnsi="Arial" w:cs="Arial"/>
+          <w:rFonts w:ascii="Arial" w:hAnsi="Arial" w:cs="Arial" w:eastAsia="Arial"/>
           <w:b/>
           <w:color w:val="000000"/>
           <w:sz w:val="18"/>
@@ -179,7 +179,7 @@
       </w:r>
       <w:r>
         <w:rPr>
-          <w:rFonts w:ascii="Arial" w:hAnsi="Arial" w:cs="Arial"/>
+          <w:rFonts w:ascii="Arial" w:hAnsi="Arial" w:cs="Arial" w:eastAsia="Arial"/>
           <w:color w:val="000000"/>
           <w:sz w:val="18"/>
           <w:highlight w:val="lightGray"/>
@@ -188,7 +188,7 @@
       </w:r>
       <w:r>
         <w:rPr>
-          <w:rFonts w:ascii="Arial" w:hAnsi="Arial" w:cs="Arial"/>
+          <w:rFonts w:ascii="Arial" w:hAnsi="Arial" w:cs="Arial" w:eastAsia="Arial"/>
           <w:b/>
           <w:color w:val="000000"/>
           <w:sz w:val="18"/>
@@ -198,7 +198,7 @@
       </w:r>
       <w:r>
         <w:rPr>
-          <w:rFonts w:ascii="Arial" w:hAnsi="Arial" w:cs="Arial"/>
+          <w:rFonts w:ascii="Arial" w:hAnsi="Arial" w:cs="Arial" w:eastAsia="Arial"/>
           <w:color w:val="000000"/>
           <w:sz w:val="18"/>
           <w:highlight w:val="lightGray"/>
@@ -207,7 +207,7 @@
       </w:r>
       <w:r>
         <w:rPr>
-          <w:rFonts w:ascii="Arial" w:hAnsi="Arial" w:cs="Arial"/>
+          <w:rFonts w:ascii="Arial" w:hAnsi="Arial" w:cs="Arial" w:eastAsia="Arial"/>
           <w:b/>
           <w:color w:val="000000"/>
           <w:sz w:val="18"/>
@@ -217,7 +217,7 @@
       </w:r>
       <w:r>
         <w:rPr>
-          <w:rFonts w:ascii="Arial" w:hAnsi="Arial" w:cs="Arial"/>
+          <w:rFonts w:ascii="Arial" w:hAnsi="Arial" w:cs="Arial" w:eastAsia="Arial"/>
           <w:color w:val="000000"/>
           <w:sz w:val="18"/>
           <w:highlight w:val="lightGray"/>
@@ -233,7 +233,7 @@
       </w:pPr>
       <w:r>
         <w:rPr>
-          <w:rFonts w:ascii="Roboto Mono" w:hAnsi="Roboto Mono"/>
+          <w:rFonts w:ascii="Roboto Mono" w:hAnsi="Roboto Mono" w:eastAsia="Roboto Mono"/>
         </w:rPr>
         <w:t>The UNIQUE constraint is used to:</w:t>
       </w:r>
@@ -250,7 +250,7 @@
       </w:pPr>
       <w:r>
         <w:rPr>
-          <w:rFonts w:ascii="Roboto Mono" w:hAnsi="Roboto Mono"/>
+          <w:rFonts w:ascii="Roboto Mono" w:hAnsi="Roboto Mono" w:eastAsia="Roboto Mono"/>
         </w:rPr>
         <w:t xml:space="preserve">Prevent duplicate data </w:t>
       </w:r>
@@ -267,7 +267,7 @@
       </w:pPr>
       <w:r>
         <w:rPr>
-          <w:rFonts w:ascii="Roboto Mono" w:hAnsi="Roboto Mono"/>
+          <w:rFonts w:ascii="Roboto Mono" w:hAnsi="Roboto Mono" w:eastAsia="Roboto Mono"/>
         </w:rPr>
         <w:t xml:space="preserve">Enforce business rules </w:t>
       </w:r>
@@ -284,7 +284,7 @@
       </w:pPr>
       <w:r>
         <w:rPr>
-          <w:rFonts w:ascii="Roboto Mono" w:hAnsi="Roboto Mono"/>
+          <w:rFonts w:ascii="Roboto Mono" w:hAnsi="Roboto Mono" w:eastAsia="Roboto Mono"/>
         </w:rPr>
         <w:t xml:space="preserve">Maintain data integrity </w:t>
       </w:r>
@@ -301,7 +301,7 @@
       </w:pPr>
       <w:r>
         <w:rPr>
-          <w:rFonts w:ascii="Roboto Mono" w:hAnsi="Roboto Mono"/>
+          <w:rFonts w:ascii="Roboto Mono" w:hAnsi="Roboto Mono" w:eastAsia="Roboto Mono"/>
         </w:rPr>
         <w:t xml:space="preserve">Ensure uniqueness of important attributes </w:t>
       </w:r>
@@ -314,7 +314,7 @@
       </w:pPr>
       <w:r>
         <w:rPr>
-          <w:rFonts w:ascii="Roboto Mono" w:hAnsi="Roboto Mono"/>
+          <w:rFonts w:ascii="Roboto Mono" w:hAnsi="Roboto Mono" w:eastAsia="Roboto Mono"/>
         </w:rPr>
         <w:pict w14:anchorId="3CF86792">
           <v:rect id="_x0000_i1026" style="width:0;height:1.5pt" o:hralign="center" o:hrstd="t" o:hr="t" fillcolor="#a0a0a0" stroked="f"/>
@@ -338,7 +338,7 @@
     <w:p>
       <w:r>
         <w:rPr>
-          <w:rFonts w:ascii="Arial" w:hAnsi="Arial" w:cs="Arial"/>
+          <w:rFonts w:ascii="Arial" w:hAnsi="Arial" w:cs="Arial" w:eastAsia="Arial"/>
           <w:b/>
           <w:color w:val="000000"/>
           <w:sz w:val="18"/>
@@ -348,7 +348,7 @@
       </w:r>
       <w:r>
         <w:rPr>
-          <w:rFonts w:ascii="Arial" w:hAnsi="Arial" w:cs="Arial"/>
+          <w:rFonts w:ascii="Arial" w:hAnsi="Arial" w:cs="Arial" w:eastAsia="Arial"/>
           <w:color w:val="000000"/>
           <w:sz w:val="18"/>
           <w:highlight w:val="lightGray"/>
@@ -357,7 +357,7 @@
       </w:r>
       <w:r>
         <w:rPr>
-          <w:rFonts w:ascii="Arial" w:hAnsi="Arial" w:cs="Arial"/>
+          <w:rFonts w:ascii="Arial" w:hAnsi="Arial" w:cs="Arial" w:eastAsia="Arial"/>
           <w:b/>
           <w:color w:val="000000"/>
           <w:sz w:val="18"/>
@@ -367,7 +367,7 @@
       </w:r>
       <w:r>
         <w:rPr>
-          <w:rFonts w:ascii="Arial" w:hAnsi="Arial" w:cs="Arial"/>
+          <w:rFonts w:ascii="Arial" w:hAnsi="Arial" w:cs="Arial" w:eastAsia="Arial"/>
           <w:color w:val="000000"/>
           <w:sz w:val="18"/>
           <w:highlight w:val="lightGray"/>
@@ -376,7 +376,7 @@
       </w:r>
       <w:r>
         <w:rPr>
-          <w:rFonts w:ascii="Arial" w:hAnsi="Arial" w:cs="Arial"/>
+          <w:rFonts w:ascii="Arial" w:hAnsi="Arial" w:cs="Arial" w:eastAsia="Arial"/>
           <w:b/>
           <w:color w:val="000000"/>
           <w:sz w:val="18"/>
@@ -386,7 +386,7 @@
       </w:r>
       <w:r>
         <w:rPr>
-          <w:rFonts w:ascii="Arial" w:hAnsi="Arial" w:cs="Arial"/>
+          <w:rFonts w:ascii="Arial" w:hAnsi="Arial" w:cs="Arial" w:eastAsia="Arial"/>
           <w:color w:val="000000"/>
           <w:sz w:val="18"/>
           <w:highlight w:val="lightGray"/>
@@ -404,7 +404,7 @@
       </w:pPr>
       <w:r>
         <w:rPr>
-          <w:rFonts w:ascii="Roboto Mono" w:hAnsi="Roboto Mono"/>
+          <w:rFonts w:ascii="Roboto Mono" w:hAnsi="Roboto Mono" w:eastAsia="Roboto Mono"/>
           <w:b/>
           <w:bCs/>
         </w:rPr>
@@ -650,7 +650,7 @@
       </w:pPr>
       <w:r>
         <w:rPr>
-          <w:rFonts w:ascii="Roboto Mono" w:hAnsi="Roboto Mono"/>
+          <w:rFonts w:ascii="Roboto Mono" w:hAnsi="Roboto Mono" w:eastAsia="Roboto Mono"/>
         </w:rPr>
         <w:t>If the Email column has a UNIQUE constraint:</w:t>
       </w:r>
@@ -663,13 +663,13 @@
       </w:pPr>
       <w:r>
         <w:rPr>
-          <w:rFonts w:ascii="Segoe UI Emoji" w:hAnsi="Segoe UI Emoji" w:cs="Segoe UI Emoji"/>
+          <w:rFonts w:ascii="Roboto Mono" w:hAnsi="Roboto Mono" w:cs="Segoe UI Emoji" w:eastAsia="Roboto Mono"/>
         </w:rPr>
         <w:t>✅</w:t>
       </w:r>
       <w:r>
         <w:rPr>
-          <w:rFonts w:ascii="Roboto Mono" w:hAnsi="Roboto Mono"/>
+          <w:rFonts w:ascii="Roboto Mono" w:hAnsi="Roboto Mono" w:eastAsia="Roboto Mono"/>
         </w:rPr>
         <w:t xml:space="preserve"> Valid</w:t>
       </w:r>
@@ -838,7 +838,7 @@
       </w:pPr>
       <w:r>
         <w:rPr>
-          <w:rFonts w:ascii="Roboto Mono" w:hAnsi="Roboto Mono"/>
+          <w:rFonts w:ascii="Roboto Mono" w:hAnsi="Roboto Mono" w:eastAsia="Roboto Mono"/>
         </w:rPr>
         <w:pict w14:anchorId="20AA134C">
           <v:rect id="_x0000_i1027" style="width:0;height:1.5pt" o:hralign="center" o:hrstd="t" o:hr="t" fillcolor="#a0a0a0" stroked="f"/>
@@ -853,13 +853,13 @@
       </w:pPr>
       <w:r>
         <w:rPr>
-          <w:rFonts w:ascii="Segoe UI Emoji" w:hAnsi="Segoe UI Emoji" w:cs="Segoe UI Emoji"/>
+          <w:rFonts w:ascii="Roboto Mono" w:hAnsi="Roboto Mono" w:cs="Segoe UI Emoji" w:eastAsia="Roboto Mono"/>
         </w:rPr>
         <w:t>❌</w:t>
       </w:r>
       <w:r>
         <w:rPr>
-          <w:rFonts w:ascii="Roboto Mono" w:hAnsi="Roboto Mono"/>
+          <w:rFonts w:ascii="Roboto Mono" w:hAnsi="Roboto Mono" w:eastAsia="Roboto Mono"/>
         </w:rPr>
         <w:t xml:space="preserve"> Invalid</w:t>
       </w:r>
@@ -1042,7 +1042,7 @@
       </w:pPr>
       <w:r>
         <w:rPr>
-          <w:rFonts w:ascii="Roboto Mono" w:hAnsi="Roboto Mono"/>
+          <w:rFonts w:ascii="Roboto Mono" w:hAnsi="Roboto Mono" w:eastAsia="Roboto Mono"/>
         </w:rPr>
         <w:t>Duplicate email addresses are not allowed.</w:t>
       </w:r>
@@ -1055,7 +1055,7 @@
       </w:pPr>
       <w:r>
         <w:rPr>
-          <w:rFonts w:ascii="Roboto Mono" w:hAnsi="Roboto Mono"/>
+          <w:rFonts w:ascii="Roboto Mono" w:hAnsi="Roboto Mono" w:eastAsia="Roboto Mono"/>
         </w:rPr>
         <w:pict w14:anchorId="37B31A7C">
           <v:rect id="_x0000_i1028" style="width:0;height:1.5pt" o:hralign="center" o:hrstd="t" o:hr="t" fillcolor="#a0a0a0" stroked="f"/>
@@ -1079,7 +1079,7 @@
     <w:p>
       <w:r>
         <w:rPr>
-          <w:rFonts w:ascii="Arial" w:hAnsi="Arial" w:cs="Arial"/>
+          <w:rFonts w:ascii="Arial" w:hAnsi="Arial" w:cs="Arial" w:eastAsia="Arial"/>
           <w:b/>
           <w:color w:val="000000"/>
           <w:sz w:val="18"/>
@@ -1089,7 +1089,7 @@
       </w:r>
       <w:r>
         <w:rPr>
-          <w:rFonts w:ascii="Arial" w:hAnsi="Arial" w:cs="Arial"/>
+          <w:rFonts w:ascii="Arial" w:hAnsi="Arial" w:cs="Arial" w:eastAsia="Arial"/>
           <w:color w:val="000000"/>
           <w:sz w:val="18"/>
           <w:highlight w:val="lightGray"/>
@@ -1098,7 +1098,7 @@
       </w:r>
       <w:r>
         <w:rPr>
-          <w:rFonts w:ascii="Arial" w:hAnsi="Arial" w:cs="Arial"/>
+          <w:rFonts w:ascii="Arial" w:hAnsi="Arial" w:cs="Arial" w:eastAsia="Arial"/>
           <w:b/>
           <w:color w:val="000000"/>
           <w:sz w:val="18"/>
@@ -1108,7 +1108,7 @@
       </w:r>
       <w:r>
         <w:rPr>
-          <w:rFonts w:ascii="Arial" w:hAnsi="Arial" w:cs="Arial"/>
+          <w:rFonts w:ascii="Arial" w:hAnsi="Arial" w:cs="Arial" w:eastAsia="Arial"/>
           <w:color w:val="000000"/>
           <w:sz w:val="18"/>
           <w:highlight w:val="lightGray"/>
@@ -1117,7 +1117,7 @@
       </w:r>
       <w:r>
         <w:rPr>
-          <w:rFonts w:ascii="Arial" w:hAnsi="Arial" w:cs="Arial"/>
+          <w:rFonts w:ascii="Arial" w:hAnsi="Arial" w:cs="Arial" w:eastAsia="Arial"/>
           <w:b/>
           <w:color w:val="000000"/>
           <w:sz w:val="18"/>
@@ -1127,7 +1127,7 @@
       </w:r>
       <w:r>
         <w:rPr>
-          <w:rFonts w:ascii="Arial" w:hAnsi="Arial" w:cs="Arial"/>
+          <w:rFonts w:ascii="Arial" w:hAnsi="Arial" w:cs="Arial" w:eastAsia="Arial"/>
           <w:color w:val="000000"/>
           <w:sz w:val="18"/>
           <w:highlight w:val="lightGray"/>
@@ -1143,7 +1143,7 @@
       </w:pPr>
       <w:r>
         <w:rPr>
-          <w:rFonts w:ascii="Roboto Mono" w:hAnsi="Roboto Mono"/>
+          <w:rFonts w:ascii="Roboto Mono" w:hAnsi="Roboto Mono" w:eastAsia="Roboto Mono"/>
         </w:rPr>
         <w:t>Without UNIQUE:</w:t>
       </w:r>
@@ -1156,13 +1156,13 @@
       </w:pPr>
       <w:r>
         <w:rPr>
-          <w:rFonts w:ascii="Roboto Mono" w:hAnsi="Roboto Mono"/>
+          <w:rFonts w:ascii="Roboto Mono" w:hAnsi="Roboto Mono" w:eastAsia="Roboto Mono"/>
         </w:rPr>
         <w:t>Email</w:t>
       </w:r>
       <w:r>
         <w:rPr>
-          <w:rFonts w:ascii="Roboto Mono" w:hAnsi="Roboto Mono"/>
+          <w:rFonts w:ascii="Roboto Mono" w:hAnsi="Roboto Mono" w:eastAsia="Roboto Mono"/>
         </w:rPr>
         <w:br/>
         <w:t>-----</w:t>
@@ -1257,7 +1257,7 @@
       </w:pPr>
       <w:r>
         <w:rPr>
-          <w:rFonts w:ascii="Roboto Mono" w:hAnsi="Roboto Mono"/>
+          <w:rFonts w:ascii="Roboto Mono" w:hAnsi="Roboto Mono" w:eastAsia="Roboto Mono"/>
         </w:rPr>
         <w:t>Duplicates are allowed.</w:t>
       </w:r>
@@ -1270,7 +1270,7 @@
       </w:pPr>
       <w:r>
         <w:rPr>
-          <w:rFonts w:ascii="Roboto Mono" w:hAnsi="Roboto Mono"/>
+          <w:rFonts w:ascii="Roboto Mono" w:hAnsi="Roboto Mono" w:eastAsia="Roboto Mono"/>
         </w:rPr>
         <w:pict w14:anchorId="6D0BD2A6">
           <v:rect id="_x0000_i1029" style="width:0;height:1.5pt" o:hralign="center" o:hrstd="t" o:hr="t" fillcolor="#a0a0a0" stroked="f"/>
@@ -1285,7 +1285,7 @@
       </w:pPr>
       <w:r>
         <w:rPr>
-          <w:rFonts w:ascii="Roboto Mono" w:hAnsi="Roboto Mono"/>
+          <w:rFonts w:ascii="Roboto Mono" w:hAnsi="Roboto Mono" w:eastAsia="Roboto Mono"/>
         </w:rPr>
         <w:t>With UNIQUE:</w:t>
       </w:r>
@@ -1298,13 +1298,13 @@
       </w:pPr>
       <w:r>
         <w:rPr>
-          <w:rFonts w:ascii="Roboto Mono" w:hAnsi="Roboto Mono"/>
+          <w:rFonts w:ascii="Roboto Mono" w:hAnsi="Roboto Mono" w:eastAsia="Roboto Mono"/>
         </w:rPr>
         <w:t>Email</w:t>
       </w:r>
       <w:r>
         <w:rPr>
-          <w:rFonts w:ascii="Roboto Mono" w:hAnsi="Roboto Mono"/>
+          <w:rFonts w:ascii="Roboto Mono" w:hAnsi="Roboto Mono" w:eastAsia="Roboto Mono"/>
         </w:rPr>
         <w:br/>
         <w:t>-----</w:t>
@@ -1399,7 +1399,7 @@
       </w:pPr>
       <w:r>
         <w:rPr>
-          <w:rFonts w:ascii="Roboto Mono" w:hAnsi="Roboto Mono"/>
+          <w:rFonts w:ascii="Roboto Mono" w:hAnsi="Roboto Mono" w:eastAsia="Roboto Mono"/>
         </w:rPr>
         <w:t>Duplicates are rejected.</w:t>
       </w:r>
@@ -1412,7 +1412,7 @@
       </w:pPr>
       <w:r>
         <w:rPr>
-          <w:rFonts w:ascii="Roboto Mono" w:hAnsi="Roboto Mono"/>
+          <w:rFonts w:ascii="Roboto Mono" w:hAnsi="Roboto Mono" w:eastAsia="Roboto Mono"/>
         </w:rPr>
         <w:pict w14:anchorId="799D0EB5">
           <v:rect id="_x0000_i1030" style="width:0;height:1.5pt" o:hralign="center" o:hrstd="t" o:hr="t" fillcolor="#a0a0a0" stroked="f"/>
@@ -1436,7 +1436,7 @@
     <w:p>
       <w:r>
         <w:rPr>
-          <w:rFonts w:ascii="Arial" w:hAnsi="Arial" w:cs="Arial"/>
+          <w:rFonts w:ascii="Arial" w:hAnsi="Arial" w:cs="Arial" w:eastAsia="Arial"/>
           <w:b/>
           <w:color w:val="000000"/>
           <w:sz w:val="18"/>
@@ -1446,7 +1446,7 @@
       </w:r>
       <w:r>
         <w:rPr>
-          <w:rFonts w:ascii="Arial" w:hAnsi="Arial" w:cs="Arial"/>
+          <w:rFonts w:ascii="Arial" w:hAnsi="Arial" w:cs="Arial" w:eastAsia="Arial"/>
           <w:color w:val="000000"/>
           <w:sz w:val="18"/>
           <w:highlight w:val="lightGray"/>
@@ -1455,7 +1455,7 @@
       </w:r>
       <w:r>
         <w:rPr>
-          <w:rFonts w:ascii="Arial" w:hAnsi="Arial" w:cs="Arial"/>
+          <w:rFonts w:ascii="Arial" w:hAnsi="Arial" w:cs="Arial" w:eastAsia="Arial"/>
           <w:b/>
           <w:color w:val="000000"/>
           <w:sz w:val="18"/>
@@ -1465,7 +1465,7 @@
       </w:r>
       <w:r>
         <w:rPr>
-          <w:rFonts w:ascii="Arial" w:hAnsi="Arial" w:cs="Arial"/>
+          <w:rFonts w:ascii="Arial" w:hAnsi="Arial" w:cs="Arial" w:eastAsia="Arial"/>
           <w:color w:val="000000"/>
           <w:sz w:val="18"/>
           <w:highlight w:val="lightGray"/>
@@ -1474,7 +1474,7 @@
       </w:r>
       <w:r>
         <w:rPr>
-          <w:rFonts w:ascii="Arial" w:hAnsi="Arial" w:cs="Arial"/>
+          <w:rFonts w:ascii="Arial" w:hAnsi="Arial" w:cs="Arial" w:eastAsia="Arial"/>
           <w:b/>
           <w:color w:val="000000"/>
           <w:sz w:val="18"/>
@@ -1484,7 +1484,7 @@
       </w:r>
       <w:r>
         <w:rPr>
-          <w:rFonts w:ascii="Arial" w:hAnsi="Arial" w:cs="Arial"/>
+          <w:rFonts w:ascii="Arial" w:hAnsi="Arial" w:cs="Arial" w:eastAsia="Arial"/>
           <w:color w:val="000000"/>
           <w:sz w:val="18"/>
           <w:highlight w:val="lightGray"/>
@@ -1502,7 +1502,7 @@
       </w:pPr>
       <w:r>
         <w:rPr>
-          <w:rFonts w:ascii="Roboto Mono" w:hAnsi="Roboto Mono"/>
+          <w:rFonts w:ascii="Roboto Mono" w:hAnsi="Roboto Mono" w:eastAsia="Roboto Mono"/>
           <w:b/>
           <w:bCs/>
         </w:rPr>
@@ -1579,7 +1579,7 @@
       </w:pPr>
       <w:r>
         <w:rPr>
-          <w:rFonts w:ascii="Roboto Mono" w:hAnsi="Roboto Mono"/>
+          <w:rFonts w:ascii="Roboto Mono" w:hAnsi="Roboto Mono" w:eastAsia="Roboto Mono"/>
         </w:rPr>
         <w:t>Each user must have a unique email.</w:t>
       </w:r>
@@ -1592,7 +1592,7 @@
       </w:pPr>
       <w:r>
         <w:rPr>
-          <w:rFonts w:ascii="Roboto Mono" w:hAnsi="Roboto Mono"/>
+          <w:rFonts w:ascii="Roboto Mono" w:hAnsi="Roboto Mono" w:eastAsia="Roboto Mono"/>
         </w:rPr>
         <w:pict w14:anchorId="194A1EE2">
           <v:rect id="_x0000_i1031" style="width:0;height:1.5pt" o:hralign="center" o:hrstd="t" o:hr="t" fillcolor="#a0a0a0" stroked="f"/>
@@ -1609,7 +1609,7 @@
       </w:pPr>
       <w:r>
         <w:rPr>
-          <w:rFonts w:ascii="Roboto Mono" w:hAnsi="Roboto Mono"/>
+          <w:rFonts w:ascii="Roboto Mono" w:hAnsi="Roboto Mono" w:eastAsia="Roboto Mono"/>
           <w:b/>
           <w:bCs/>
         </w:rPr>
@@ -1686,7 +1686,7 @@
       </w:pPr>
       <w:r>
         <w:rPr>
-          <w:rFonts w:ascii="Roboto Mono" w:hAnsi="Roboto Mono"/>
+          <w:rFonts w:ascii="Roboto Mono" w:hAnsi="Roboto Mono" w:eastAsia="Roboto Mono"/>
         </w:rPr>
         <w:t>Each username must be unique.</w:t>
       </w:r>
@@ -1699,7 +1699,7 @@
       </w:pPr>
       <w:r>
         <w:rPr>
-          <w:rFonts w:ascii="Roboto Mono" w:hAnsi="Roboto Mono"/>
+          <w:rFonts w:ascii="Roboto Mono" w:hAnsi="Roboto Mono" w:eastAsia="Roboto Mono"/>
         </w:rPr>
         <w:pict w14:anchorId="4B8F7195">
           <v:rect id="_x0000_i1032" style="width:0;height:1.5pt" o:hralign="center" o:hrstd="t" o:hr="t" fillcolor="#a0a0a0" stroked="f"/>
@@ -1716,7 +1716,7 @@
       </w:pPr>
       <w:r>
         <w:rPr>
-          <w:rFonts w:ascii="Roboto Mono" w:hAnsi="Roboto Mono"/>
+          <w:rFonts w:ascii="Roboto Mono" w:hAnsi="Roboto Mono" w:eastAsia="Roboto Mono"/>
           <w:b/>
           <w:bCs/>
         </w:rPr>
@@ -1793,7 +1793,7 @@
       </w:pPr>
       <w:r>
         <w:rPr>
-          <w:rFonts w:ascii="Roboto Mono" w:hAnsi="Roboto Mono"/>
+          <w:rFonts w:ascii="Roboto Mono" w:hAnsi="Roboto Mono" w:eastAsia="Roboto Mono"/>
         </w:rPr>
         <w:t>Each citizen has a unique national ID.</w:t>
       </w:r>
@@ -1806,7 +1806,7 @@
       </w:pPr>
       <w:r>
         <w:rPr>
-          <w:rFonts w:ascii="Roboto Mono" w:hAnsi="Roboto Mono"/>
+          <w:rFonts w:ascii="Roboto Mono" w:hAnsi="Roboto Mono" w:eastAsia="Roboto Mono"/>
         </w:rPr>
         <w:pict w14:anchorId="590544C8">
           <v:rect id="_x0000_i1033" style="width:0;height:1.5pt" o:hralign="center" o:hrstd="t" o:hr="t" fillcolor="#a0a0a0" stroked="f"/>
@@ -1823,7 +1823,7 @@
       </w:pPr>
       <w:r>
         <w:rPr>
-          <w:rFonts w:ascii="Roboto Mono" w:hAnsi="Roboto Mono"/>
+          <w:rFonts w:ascii="Roboto Mono" w:hAnsi="Roboto Mono" w:eastAsia="Roboto Mono"/>
           <w:b/>
           <w:bCs/>
         </w:rPr>
@@ -1900,7 +1900,7 @@
       </w:pPr>
       <w:r>
         <w:rPr>
-          <w:rFonts w:ascii="Roboto Mono" w:hAnsi="Roboto Mono"/>
+          <w:rFonts w:ascii="Roboto Mono" w:hAnsi="Roboto Mono" w:eastAsia="Roboto Mono"/>
         </w:rPr>
         <w:t>Each product barcode is unique.</w:t>
       </w:r>
@@ -1913,7 +1913,7 @@
       </w:pPr>
       <w:r>
         <w:rPr>
-          <w:rFonts w:ascii="Roboto Mono" w:hAnsi="Roboto Mono"/>
+          <w:rFonts w:ascii="Roboto Mono" w:hAnsi="Roboto Mono" w:eastAsia="Roboto Mono"/>
         </w:rPr>
         <w:pict w14:anchorId="3A2C9CD3">
           <v:rect id="_x0000_i1034" style="width:0;height:1.5pt" o:hralign="center" o:hrstd="t" o:hr="t" fillcolor="#a0a0a0" stroked="f"/>
@@ -1937,7 +1937,7 @@
     <w:p>
       <w:r>
         <w:rPr>
-          <w:rFonts w:ascii="Arial" w:hAnsi="Arial" w:cs="Arial"/>
+          <w:rFonts w:ascii="Arial" w:hAnsi="Arial" w:cs="Arial" w:eastAsia="Arial"/>
           <w:b/>
           <w:color w:val="000000"/>
           <w:sz w:val="18"/>
@@ -1947,7 +1947,7 @@
       </w:r>
       <w:r>
         <w:rPr>
-          <w:rFonts w:ascii="Arial" w:hAnsi="Arial" w:cs="Arial"/>
+          <w:rFonts w:ascii="Arial" w:hAnsi="Arial" w:cs="Arial" w:eastAsia="Arial"/>
           <w:color w:val="000000"/>
           <w:sz w:val="18"/>
           <w:highlight w:val="lightGray"/>
@@ -1956,7 +1956,7 @@
       </w:r>
       <w:r>
         <w:rPr>
-          <w:rFonts w:ascii="Arial" w:hAnsi="Arial" w:cs="Arial"/>
+          <w:rFonts w:ascii="Arial" w:hAnsi="Arial" w:cs="Arial" w:eastAsia="Arial"/>
           <w:b/>
           <w:color w:val="000000"/>
           <w:sz w:val="18"/>
@@ -1966,7 +1966,7 @@
       </w:r>
       <w:r>
         <w:rPr>
-          <w:rFonts w:ascii="Arial" w:hAnsi="Arial" w:cs="Arial"/>
+          <w:rFonts w:ascii="Arial" w:hAnsi="Arial" w:cs="Arial" w:eastAsia="Arial"/>
           <w:color w:val="000000"/>
           <w:sz w:val="18"/>
           <w:highlight w:val="lightGray"/>
@@ -1975,7 +1975,7 @@
       </w:r>
       <w:r>
         <w:rPr>
-          <w:rFonts w:ascii="Arial" w:hAnsi="Arial" w:cs="Arial"/>
+          <w:rFonts w:ascii="Arial" w:hAnsi="Arial" w:cs="Arial" w:eastAsia="Arial"/>
           <w:b/>
           <w:color w:val="000000"/>
           <w:sz w:val="18"/>
@@ -1985,7 +1985,7 @@
       </w:r>
       <w:r>
         <w:rPr>
-          <w:rFonts w:ascii="Arial" w:hAnsi="Arial" w:cs="Arial"/>
+          <w:rFonts w:ascii="Arial" w:hAnsi="Arial" w:cs="Arial" w:eastAsia="Arial"/>
           <w:color w:val="000000"/>
           <w:sz w:val="18"/>
           <w:highlight w:val="lightGray"/>
@@ -2003,7 +2003,7 @@
       </w:pPr>
       <w:r>
         <w:rPr>
-          <w:rFonts w:ascii="Roboto Mono" w:hAnsi="Roboto Mono"/>
+          <w:rFonts w:ascii="Roboto Mono" w:hAnsi="Roboto Mono" w:eastAsia="Roboto Mono"/>
           <w:b/>
           <w:bCs/>
         </w:rPr>
@@ -2080,34 +2080,34 @@
       </w:pPr>
       <w:r>
         <w:rPr>
-          <w:rFonts w:ascii="Roboto Mono" w:hAnsi="Roboto Mono"/>
+          <w:rFonts w:ascii="Roboto Mono" w:hAnsi="Roboto Mono" w:eastAsia="Roboto Mono"/>
         </w:rPr>
         <w:t>CREATE TABLE Users (</w:t>
       </w:r>
       <w:r>
         <w:rPr>
-          <w:rFonts w:ascii="Roboto Mono" w:hAnsi="Roboto Mono"/>
+          <w:rFonts w:ascii="Roboto Mono" w:hAnsi="Roboto Mono" w:eastAsia="Roboto Mono"/>
         </w:rPr>
         <w:br/>
         <w:t xml:space="preserve">    UserID INT PRIMARY KEY,</w:t>
       </w:r>
       <w:r>
         <w:rPr>
-          <w:rFonts w:ascii="Roboto Mono" w:hAnsi="Roboto Mono"/>
+          <w:rFonts w:ascii="Roboto Mono" w:hAnsi="Roboto Mono" w:eastAsia="Roboto Mono"/>
         </w:rPr>
         <w:br/>
         <w:t xml:space="preserve">    Email VARCHAR(255) UNIQUE</w:t>
       </w:r>
       <w:r>
         <w:rPr>
-          <w:rFonts w:ascii="Roboto Mono" w:hAnsi="Roboto Mono"/>
+          <w:rFonts w:ascii="Roboto Mono" w:hAnsi="Roboto Mono" w:eastAsia="Roboto Mono"/>
         </w:rPr>
         <w:br/>
         <w:t>);</w:t>
       </w:r>
       <w:r>
         <w:rPr>
-          <w:rFonts w:ascii="Roboto Mono" w:hAnsi="Roboto Mono"/>
+          <w:rFonts w:ascii="Roboto Mono" w:hAnsi="Roboto Mono" w:eastAsia="Roboto Mono"/>
         </w:rPr>
         <w:tab/>
       </w:r>
@@ -2120,7 +2120,7 @@
       </w:pPr>
       <w:r>
         <w:rPr>
-          <w:rFonts w:ascii="Roboto Mono" w:hAnsi="Roboto Mono"/>
+          <w:rFonts w:ascii="Roboto Mono" w:hAnsi="Roboto Mono" w:eastAsia="Roboto Mono"/>
         </w:rPr>
         <w:pict w14:anchorId="5C892145">
           <v:rect id="_x0000_i1035" style="width:0;height:1.5pt" o:hralign="center" o:hrstd="t" o:hr="t" fillcolor="#a0a0a0" stroked="f"/>
@@ -2137,7 +2137,7 @@
       </w:pPr>
       <w:r>
         <w:rPr>
-          <w:rFonts w:ascii="Roboto Mono" w:hAnsi="Roboto Mono"/>
+          <w:rFonts w:ascii="Roboto Mono" w:hAnsi="Roboto Mono" w:eastAsia="Roboto Mono"/>
           <w:b/>
           <w:bCs/>
         </w:rPr>
@@ -2214,33 +2214,33 @@
       </w:pPr>
       <w:r>
         <w:rPr>
-          <w:rFonts w:ascii="Roboto Mono" w:hAnsi="Roboto Mono"/>
+          <w:rFonts w:ascii="Roboto Mono" w:hAnsi="Roboto Mono" w:eastAsia="Roboto Mono"/>
         </w:rPr>
         <w:t>INSERT INTO Users</w:t>
       </w:r>
       <w:r>
         <w:rPr>
-          <w:rFonts w:ascii="Roboto Mono" w:hAnsi="Roboto Mono"/>
+          <w:rFonts w:ascii="Roboto Mono" w:hAnsi="Roboto Mono" w:eastAsia="Roboto Mono"/>
         </w:rPr>
         <w:br/>
         <w:t>VALUES (1, 'ali@email.com');</w:t>
       </w:r>
       <w:r>
         <w:rPr>
-          <w:rFonts w:ascii="Roboto Mono" w:hAnsi="Roboto Mono"/>
+          <w:rFonts w:ascii="Roboto Mono" w:hAnsi="Roboto Mono" w:eastAsia="Roboto Mono"/>
         </w:rPr>
         <w:br/>
       </w:r>
       <w:r>
         <w:rPr>
-          <w:rFonts w:ascii="Roboto Mono" w:hAnsi="Roboto Mono"/>
+          <w:rFonts w:ascii="Roboto Mono" w:hAnsi="Roboto Mono" w:eastAsia="Roboto Mono"/>
         </w:rPr>
         <w:br/>
         <w:t>INSERT INTO Users</w:t>
       </w:r>
       <w:r>
         <w:rPr>
-          <w:rFonts w:ascii="Roboto Mono" w:hAnsi="Roboto Mono"/>
+          <w:rFonts w:ascii="Roboto Mono" w:hAnsi="Roboto Mono" w:eastAsia="Roboto Mono"/>
         </w:rPr>
         <w:br/>
         <w:t>VALUES (2, 'sara@email.com');</w:t>
@@ -2254,7 +2254,7 @@
       </w:pPr>
       <w:r>
         <w:rPr>
-          <w:rFonts w:ascii="Roboto Mono" w:hAnsi="Roboto Mono"/>
+          <w:rFonts w:ascii="Roboto Mono" w:hAnsi="Roboto Mono" w:eastAsia="Roboto Mono"/>
         </w:rPr>
         <w:t>Result:</w:t>
       </w:r>
@@ -2327,7 +2327,7 @@
       </w:pPr>
       <w:r>
         <w:rPr>
-          <w:rFonts w:ascii="Roboto Mono" w:hAnsi="Roboto Mono"/>
+          <w:rFonts w:ascii="Roboto Mono" w:hAnsi="Roboto Mono" w:eastAsia="Roboto Mono"/>
         </w:rPr>
         <w:t>Success</w:t>
       </w:r>
@@ -2340,7 +2340,7 @@
       </w:pPr>
       <w:r>
         <w:rPr>
-          <w:rFonts w:ascii="Roboto Mono" w:hAnsi="Roboto Mono"/>
+          <w:rFonts w:ascii="Roboto Mono" w:hAnsi="Roboto Mono" w:eastAsia="Roboto Mono"/>
         </w:rPr>
         <w:pict w14:anchorId="13CE2D02">
           <v:rect id="_x0000_i1036" style="width:0;height:1.5pt" o:hralign="center" o:hrstd="t" o:hr="t" fillcolor="#a0a0a0" stroked="f"/>
@@ -2357,7 +2357,7 @@
       </w:pPr>
       <w:r>
         <w:rPr>
-          <w:rFonts w:ascii="Roboto Mono" w:hAnsi="Roboto Mono"/>
+          <w:rFonts w:ascii="Roboto Mono" w:hAnsi="Roboto Mono" w:eastAsia="Roboto Mono"/>
           <w:b/>
           <w:bCs/>
         </w:rPr>
@@ -2434,13 +2434,13 @@
       </w:pPr>
       <w:r>
         <w:rPr>
-          <w:rFonts w:ascii="Roboto Mono" w:hAnsi="Roboto Mono"/>
+          <w:rFonts w:ascii="Roboto Mono" w:hAnsi="Roboto Mono" w:eastAsia="Roboto Mono"/>
         </w:rPr>
         <w:t>INSERT INTO Users</w:t>
       </w:r>
       <w:r>
         <w:rPr>
-          <w:rFonts w:ascii="Roboto Mono" w:hAnsi="Roboto Mono"/>
+          <w:rFonts w:ascii="Roboto Mono" w:hAnsi="Roboto Mono" w:eastAsia="Roboto Mono"/>
         </w:rPr>
         <w:br/>
         <w:t>VALUES (3, 'ali@email.com');</w:t>
@@ -2454,7 +2454,7 @@
       </w:pPr>
       <w:r>
         <w:rPr>
-          <w:rFonts w:ascii="Roboto Mono" w:hAnsi="Roboto Mono"/>
+          <w:rFonts w:ascii="Roboto Mono" w:hAnsi="Roboto Mono" w:eastAsia="Roboto Mono"/>
         </w:rPr>
         <w:t>Result:</w:t>
       </w:r>
@@ -2527,7 +2527,7 @@
       </w:pPr>
       <w:r>
         <w:rPr>
-          <w:rFonts w:ascii="Roboto Mono" w:hAnsi="Roboto Mono"/>
+          <w:rFonts w:ascii="Roboto Mono" w:hAnsi="Roboto Mono" w:eastAsia="Roboto Mono"/>
         </w:rPr>
         <w:t>Error</w:t>
       </w:r>
@@ -2540,7 +2540,7 @@
       </w:pPr>
       <w:r>
         <w:rPr>
-          <w:rFonts w:ascii="Roboto Mono" w:hAnsi="Roboto Mono"/>
+          <w:rFonts w:ascii="Roboto Mono" w:hAnsi="Roboto Mono" w:eastAsia="Roboto Mono"/>
         </w:rPr>
         <w:t>Because the email already exists.</w:t>
       </w:r>
@@ -2553,7 +2553,7 @@
       </w:pPr>
       <w:r>
         <w:rPr>
-          <w:rFonts w:ascii="Roboto Mono" w:hAnsi="Roboto Mono"/>
+          <w:rFonts w:ascii="Roboto Mono" w:hAnsi="Roboto Mono" w:eastAsia="Roboto Mono"/>
         </w:rPr>
         <w:pict w14:anchorId="67A17081">
           <v:rect id="_x0000_i1037" style="width:0;height:1.5pt" o:hralign="center" o:hrstd="t" o:hr="t" fillcolor="#a0a0a0" stroked="f"/>
@@ -2577,7 +2577,7 @@
     <w:p>
       <w:r>
         <w:rPr>
-          <w:rFonts w:ascii="Arial" w:hAnsi="Arial" w:cs="Arial"/>
+          <w:rFonts w:ascii="Arial" w:hAnsi="Arial" w:cs="Arial" w:eastAsia="Arial"/>
           <w:b/>
           <w:color w:val="000000"/>
           <w:sz w:val="18"/>
@@ -2587,7 +2587,7 @@
       </w:r>
       <w:r>
         <w:rPr>
-          <w:rFonts w:ascii="Arial" w:hAnsi="Arial" w:cs="Arial"/>
+          <w:rFonts w:ascii="Arial" w:hAnsi="Arial" w:cs="Arial" w:eastAsia="Arial"/>
           <w:color w:val="000000"/>
           <w:sz w:val="18"/>
           <w:highlight w:val="lightGray"/>
@@ -2596,7 +2596,7 @@
       </w:r>
       <w:r>
         <w:rPr>
-          <w:rFonts w:ascii="Arial" w:hAnsi="Arial" w:cs="Arial"/>
+          <w:rFonts w:ascii="Arial" w:hAnsi="Arial" w:cs="Arial" w:eastAsia="Arial"/>
           <w:b/>
           <w:color w:val="000000"/>
           <w:sz w:val="18"/>
@@ -2606,7 +2606,7 @@
       </w:r>
       <w:r>
         <w:rPr>
-          <w:rFonts w:ascii="Arial" w:hAnsi="Arial" w:cs="Arial"/>
+          <w:rFonts w:ascii="Arial" w:hAnsi="Arial" w:cs="Arial" w:eastAsia="Arial"/>
           <w:color w:val="000000"/>
           <w:sz w:val="18"/>
           <w:highlight w:val="lightGray"/>
@@ -2615,7 +2615,7 @@
       </w:r>
       <w:r>
         <w:rPr>
-          <w:rFonts w:ascii="Arial" w:hAnsi="Arial" w:cs="Arial"/>
+          <w:rFonts w:ascii="Arial" w:hAnsi="Arial" w:cs="Arial" w:eastAsia="Arial"/>
           <w:b/>
           <w:color w:val="000000"/>
           <w:sz w:val="18"/>
@@ -2625,7 +2625,7 @@
       </w:r>
       <w:r>
         <w:rPr>
-          <w:rFonts w:ascii="Arial" w:hAnsi="Arial" w:cs="Arial"/>
+          <w:rFonts w:ascii="Arial" w:hAnsi="Arial" w:cs="Arial" w:eastAsia="Arial"/>
           <w:color w:val="000000"/>
           <w:sz w:val="18"/>
           <w:highlight w:val="lightGray"/>
@@ -2643,7 +2643,7 @@
       </w:pPr>
       <w:r>
         <w:rPr>
-          <w:rFonts w:ascii="Roboto Mono" w:hAnsi="Roboto Mono"/>
+          <w:rFonts w:ascii="Roboto Mono" w:hAnsi="Roboto Mono" w:eastAsia="Roboto Mono"/>
           <w:b/>
           <w:bCs/>
         </w:rPr>
@@ -2926,7 +2926,7 @@
       </w:pPr>
       <w:r>
         <w:rPr>
-          <w:rFonts w:ascii="Roboto Mono" w:hAnsi="Roboto Mono"/>
+          <w:rFonts w:ascii="Roboto Mono" w:hAnsi="Roboto Mono" w:eastAsia="Roboto Mono"/>
         </w:rPr>
         <w:t>UNIQUE column:</w:t>
       </w:r>
@@ -2999,7 +2999,7 @@
       </w:pPr>
       <w:r>
         <w:rPr>
-          <w:rFonts w:ascii="Roboto Mono" w:hAnsi="Roboto Mono"/>
+          <w:rFonts w:ascii="Roboto Mono" w:hAnsi="Roboto Mono" w:eastAsia="Roboto Mono"/>
         </w:rPr>
         <w:t>Email</w:t>
       </w:r>
@@ -3012,7 +3012,7 @@
       </w:pPr>
       <w:r>
         <w:rPr>
-          <w:rFonts w:ascii="Roboto Mono" w:hAnsi="Roboto Mono"/>
+          <w:rFonts w:ascii="Roboto Mono" w:hAnsi="Roboto Mono" w:eastAsia="Roboto Mono"/>
         </w:rPr>
         <w:pict w14:anchorId="3765E958">
           <v:rect id="_x0000_i1038" style="width:0;height:1.5pt" o:hralign="center" o:hrstd="t" o:hr="t" fillcolor="#a0a0a0" stroked="f"/>
@@ -3029,7 +3029,7 @@
       </w:pPr>
       <w:r>
         <w:rPr>
-          <w:rFonts w:ascii="Roboto Mono" w:hAnsi="Roboto Mono"/>
+          <w:rFonts w:ascii="Roboto Mono" w:hAnsi="Roboto Mono" w:eastAsia="Roboto Mono"/>
           <w:b/>
           <w:bCs/>
         </w:rPr>
@@ -3222,7 +3222,7 @@
       </w:pPr>
       <w:r>
         <w:rPr>
-          <w:rFonts w:ascii="Roboto Mono" w:hAnsi="Roboto Mono"/>
+          <w:rFonts w:ascii="Roboto Mono" w:hAnsi="Roboto Mono" w:eastAsia="Roboto Mono"/>
         </w:rPr>
         <w:t>Duplicate value detected.</w:t>
       </w:r>
@@ -3235,7 +3235,7 @@
       </w:pPr>
       <w:r>
         <w:rPr>
-          <w:rFonts w:ascii="Roboto Mono" w:hAnsi="Roboto Mono"/>
+          <w:rFonts w:ascii="Roboto Mono" w:hAnsi="Roboto Mono" w:eastAsia="Roboto Mono"/>
         </w:rPr>
         <w:pict w14:anchorId="5BB59EB2">
           <v:rect id="_x0000_i1039" style="width:0;height:1.5pt" o:hralign="center" o:hrstd="t" o:hr="t" fillcolor="#a0a0a0" stroked="f"/>
@@ -3259,7 +3259,7 @@
     <w:p>
       <w:r>
         <w:rPr>
-          <w:rFonts w:ascii="Arial" w:hAnsi="Arial" w:cs="Arial"/>
+          <w:rFonts w:ascii="Arial" w:hAnsi="Arial" w:cs="Arial" w:eastAsia="Arial"/>
           <w:b/>
           <w:color w:val="000000"/>
           <w:sz w:val="18"/>
@@ -3269,7 +3269,7 @@
       </w:r>
       <w:r>
         <w:rPr>
-          <w:rFonts w:ascii="Arial" w:hAnsi="Arial" w:cs="Arial"/>
+          <w:rFonts w:ascii="Arial" w:hAnsi="Arial" w:cs="Arial" w:eastAsia="Arial"/>
           <w:color w:val="000000"/>
           <w:sz w:val="18"/>
           <w:highlight w:val="lightGray"/>
@@ -3278,7 +3278,7 @@
       </w:r>
       <w:r>
         <w:rPr>
-          <w:rFonts w:ascii="Arial" w:hAnsi="Arial" w:cs="Arial"/>
+          <w:rFonts w:ascii="Arial" w:hAnsi="Arial" w:cs="Arial" w:eastAsia="Arial"/>
           <w:b/>
           <w:color w:val="000000"/>
           <w:sz w:val="18"/>
@@ -3288,7 +3288,7 @@
       </w:r>
       <w:r>
         <w:rPr>
-          <w:rFonts w:ascii="Arial" w:hAnsi="Arial" w:cs="Arial"/>
+          <w:rFonts w:ascii="Arial" w:hAnsi="Arial" w:cs="Arial" w:eastAsia="Arial"/>
           <w:color w:val="000000"/>
           <w:sz w:val="18"/>
           <w:highlight w:val="lightGray"/>
@@ -3297,7 +3297,7 @@
       </w:r>
       <w:r>
         <w:rPr>
-          <w:rFonts w:ascii="Arial" w:hAnsi="Arial" w:cs="Arial"/>
+          <w:rFonts w:ascii="Arial" w:hAnsi="Arial" w:cs="Arial" w:eastAsia="Arial"/>
           <w:b/>
           <w:color w:val="000000"/>
           <w:sz w:val="18"/>
@@ -3307,7 +3307,7 @@
       </w:r>
       <w:r>
         <w:rPr>
-          <w:rFonts w:ascii="Arial" w:hAnsi="Arial" w:cs="Arial"/>
+          <w:rFonts w:ascii="Arial" w:hAnsi="Arial" w:cs="Arial" w:eastAsia="Arial"/>
           <w:color w:val="000000"/>
           <w:sz w:val="18"/>
           <w:highlight w:val="lightGray"/>
@@ -3323,7 +3323,7 @@
       </w:pPr>
       <w:r>
         <w:rPr>
-          <w:rFonts w:ascii="Roboto Mono" w:hAnsi="Roboto Mono"/>
+          <w:rFonts w:ascii="Roboto Mono" w:hAnsi="Roboto Mono" w:eastAsia="Roboto Mono"/>
         </w:rPr>
         <w:t>A UNIQUE constraint:</w:t>
       </w:r>
@@ -3340,7 +3340,7 @@
       </w:pPr>
       <w:r>
         <w:rPr>
-          <w:rFonts w:ascii="Roboto Mono" w:hAnsi="Roboto Mono"/>
+          <w:rFonts w:ascii="Roboto Mono" w:hAnsi="Roboto Mono" w:eastAsia="Roboto Mono"/>
         </w:rPr>
         <w:t xml:space="preserve">Prevents duplicates </w:t>
       </w:r>
@@ -3357,7 +3357,7 @@
       </w:pPr>
       <w:r>
         <w:rPr>
-          <w:rFonts w:ascii="Roboto Mono" w:hAnsi="Roboto Mono"/>
+          <w:rFonts w:ascii="Roboto Mono" w:hAnsi="Roboto Mono" w:eastAsia="Roboto Mono"/>
         </w:rPr>
         <w:t xml:space="preserve">Maintains data consistency </w:t>
       </w:r>
@@ -3374,7 +3374,7 @@
       </w:pPr>
       <w:r>
         <w:rPr>
-          <w:rFonts w:ascii="Roboto Mono" w:hAnsi="Roboto Mono"/>
+          <w:rFonts w:ascii="Roboto Mono" w:hAnsi="Roboto Mono" w:eastAsia="Roboto Mono"/>
         </w:rPr>
         <w:t xml:space="preserve">Can be applied to one or more columns </w:t>
       </w:r>
@@ -3391,7 +3391,7 @@
       </w:pPr>
       <w:r>
         <w:rPr>
-          <w:rFonts w:ascii="Roboto Mono" w:hAnsi="Roboto Mono"/>
+          <w:rFonts w:ascii="Roboto Mono" w:hAnsi="Roboto Mono" w:eastAsia="Roboto Mono"/>
         </w:rPr>
         <w:t xml:space="preserve">Is commonly used on business identifiers </w:t>
       </w:r>
@@ -3404,7 +3404,7 @@
       </w:pPr>
       <w:r>
         <w:rPr>
-          <w:rFonts w:ascii="Roboto Mono" w:hAnsi="Roboto Mono"/>
+          <w:rFonts w:ascii="Roboto Mono" w:hAnsi="Roboto Mono" w:eastAsia="Roboto Mono"/>
         </w:rPr>
         <w:pict w14:anchorId="619608AD">
           <v:rect id="_x0000_i1040" style="width:0;height:1.5pt" o:hralign="center" o:hrstd="t" o:hr="t" fillcolor="#a0a0a0" stroked="f"/>
@@ -3428,7 +3428,7 @@
     <w:p>
       <w:r>
         <w:rPr>
-          <w:rFonts w:ascii="Arial" w:hAnsi="Arial" w:cs="Arial"/>
+          <w:rFonts w:ascii="Arial" w:hAnsi="Arial" w:cs="Arial" w:eastAsia="Arial"/>
           <w:b/>
           <w:color w:val="000000"/>
           <w:sz w:val="18"/>
@@ -3438,7 +3438,7 @@
       </w:r>
       <w:r>
         <w:rPr>
-          <w:rFonts w:ascii="Arial" w:hAnsi="Arial" w:cs="Arial"/>
+          <w:rFonts w:ascii="Arial" w:hAnsi="Arial" w:cs="Arial" w:eastAsia="Arial"/>
           <w:color w:val="000000"/>
           <w:sz w:val="18"/>
           <w:highlight w:val="lightGray"/>
@@ -3447,7 +3447,7 @@
       </w:r>
       <w:r>
         <w:rPr>
-          <w:rFonts w:ascii="Arial" w:hAnsi="Arial" w:cs="Arial"/>
+          <w:rFonts w:ascii="Arial" w:hAnsi="Arial" w:cs="Arial" w:eastAsia="Arial"/>
           <w:b/>
           <w:color w:val="000000"/>
           <w:sz w:val="18"/>
@@ -3457,7 +3457,7 @@
       </w:r>
       <w:r>
         <w:rPr>
-          <w:rFonts w:ascii="Arial" w:hAnsi="Arial" w:cs="Arial"/>
+          <w:rFonts w:ascii="Arial" w:hAnsi="Arial" w:cs="Arial" w:eastAsia="Arial"/>
           <w:color w:val="000000"/>
           <w:sz w:val="18"/>
           <w:highlight w:val="lightGray"/>
@@ -3466,7 +3466,7 @@
       </w:r>
       <w:r>
         <w:rPr>
-          <w:rFonts w:ascii="Arial" w:hAnsi="Arial" w:cs="Arial"/>
+          <w:rFonts w:ascii="Arial" w:hAnsi="Arial" w:cs="Arial" w:eastAsia="Arial"/>
           <w:b/>
           <w:color w:val="000000"/>
           <w:sz w:val="18"/>
@@ -3476,7 +3476,7 @@
       </w:r>
       <w:r>
         <w:rPr>
-          <w:rFonts w:ascii="Arial" w:hAnsi="Arial" w:cs="Arial"/>
+          <w:rFonts w:ascii="Arial" w:hAnsi="Arial" w:cs="Arial" w:eastAsia="Arial"/>
           <w:color w:val="000000"/>
           <w:sz w:val="18"/>
           <w:highlight w:val="lightGray"/>
@@ -3492,7 +3492,7 @@
       </w:pPr>
       <w:r>
         <w:rPr>
-          <w:rFonts w:ascii="Roboto Mono" w:hAnsi="Roboto Mono"/>
+          <w:rFonts w:ascii="Roboto Mono" w:hAnsi="Roboto Mono" w:eastAsia="Roboto Mono"/>
         </w:rPr>
         <w:t>Sometimes uniqueness is based on multiple columns together.</w:t>
       </w:r>
@@ -3505,7 +3505,7 @@
       </w:pPr>
       <w:r>
         <w:rPr>
-          <w:rFonts w:ascii="Roboto Mono" w:hAnsi="Roboto Mono"/>
+          <w:rFonts w:ascii="Roboto Mono" w:hAnsi="Roboto Mono" w:eastAsia="Roboto Mono"/>
         </w:rPr>
         <w:pict w14:anchorId="53D7B1E8">
           <v:rect id="_x0000_i1041" style="width:0;height:1.5pt" o:hralign="center" o:hrstd="t" o:hr="t" fillcolor="#a0a0a0" stroked="f"/>
@@ -3522,7 +3522,7 @@
       </w:pPr>
       <w:r>
         <w:rPr>
-          <w:rFonts w:ascii="Roboto Mono" w:hAnsi="Roboto Mono"/>
+          <w:rFonts w:ascii="Roboto Mono" w:hAnsi="Roboto Mono" w:eastAsia="Roboto Mono"/>
           <w:b/>
           <w:bCs/>
         </w:rPr>
@@ -3760,7 +3760,7 @@
       </w:pPr>
       <w:r>
         <w:rPr>
-          <w:rFonts w:ascii="Roboto Mono" w:hAnsi="Roboto Mono"/>
+          <w:rFonts w:ascii="Roboto Mono" w:hAnsi="Roboto Mono" w:eastAsia="Roboto Mono"/>
         </w:rPr>
         <w:t>Suppose the combination:</w:t>
       </w:r>
@@ -3833,7 +3833,7 @@
       </w:pPr>
       <w:r>
         <w:rPr>
-          <w:rFonts w:ascii="Roboto Mono" w:hAnsi="Roboto Mono"/>
+          <w:rFonts w:ascii="Roboto Mono" w:hAnsi="Roboto Mono" w:eastAsia="Roboto Mono"/>
         </w:rPr>
         <w:t>(FirstName, LastName)</w:t>
       </w:r>
@@ -3846,7 +3846,7 @@
       </w:pPr>
       <w:r>
         <w:rPr>
-          <w:rFonts w:ascii="Roboto Mono" w:hAnsi="Roboto Mono"/>
+          <w:rFonts w:ascii="Roboto Mono" w:hAnsi="Roboto Mono" w:eastAsia="Roboto Mono"/>
         </w:rPr>
         <w:t>must be unique.</w:t>
       </w:r>
@@ -3859,7 +3859,7 @@
       </w:pPr>
       <w:r>
         <w:rPr>
-          <w:rFonts w:ascii="Roboto Mono" w:hAnsi="Roboto Mono"/>
+          <w:rFonts w:ascii="Roboto Mono" w:hAnsi="Roboto Mono" w:eastAsia="Roboto Mono"/>
         </w:rPr>
         <w:pict w14:anchorId="14D1020D">
           <v:rect id="_x0000_i1042" style="width:0;height:1.5pt" o:hralign="center" o:hrstd="t" o:hr="t" fillcolor="#a0a0a0" stroked="f"/>
@@ -3876,7 +3876,7 @@
       </w:pPr>
       <w:r>
         <w:rPr>
-          <w:rFonts w:ascii="Roboto Mono" w:hAnsi="Roboto Mono"/>
+          <w:rFonts w:ascii="Roboto Mono" w:hAnsi="Roboto Mono" w:eastAsia="Roboto Mono"/>
           <w:b/>
           <w:bCs/>
         </w:rPr>
@@ -3953,40 +3953,40 @@
       </w:pPr>
       <w:r>
         <w:rPr>
-          <w:rFonts w:ascii="Roboto Mono" w:hAnsi="Roboto Mono"/>
+          <w:rFonts w:ascii="Roboto Mono" w:hAnsi="Roboto Mono" w:eastAsia="Roboto Mono"/>
         </w:rPr>
         <w:t>CREATE TABLE Employees (</w:t>
       </w:r>
       <w:r>
         <w:rPr>
-          <w:rFonts w:ascii="Roboto Mono" w:hAnsi="Roboto Mono"/>
+          <w:rFonts w:ascii="Roboto Mono" w:hAnsi="Roboto Mono" w:eastAsia="Roboto Mono"/>
         </w:rPr>
         <w:br/>
         <w:t xml:space="preserve">    FirstName VARCHAR(50),</w:t>
       </w:r>
       <w:r>
         <w:rPr>
-          <w:rFonts w:ascii="Roboto Mono" w:hAnsi="Roboto Mono"/>
+          <w:rFonts w:ascii="Roboto Mono" w:hAnsi="Roboto Mono" w:eastAsia="Roboto Mono"/>
         </w:rPr>
         <w:br/>
         <w:t xml:space="preserve">    LastName VARCHAR(50),</w:t>
       </w:r>
       <w:r>
         <w:rPr>
-          <w:rFonts w:ascii="Roboto Mono" w:hAnsi="Roboto Mono"/>
+          <w:rFonts w:ascii="Roboto Mono" w:hAnsi="Roboto Mono" w:eastAsia="Roboto Mono"/>
         </w:rPr>
         <w:br/>
       </w:r>
       <w:r>
         <w:rPr>
-          <w:rFonts w:ascii="Roboto Mono" w:hAnsi="Roboto Mono"/>
+          <w:rFonts w:ascii="Roboto Mono" w:hAnsi="Roboto Mono" w:eastAsia="Roboto Mono"/>
         </w:rPr>
         <w:br/>
         <w:t xml:space="preserve">    UNIQUE (FirstName, LastName)</w:t>
       </w:r>
       <w:r>
         <w:rPr>
-          <w:rFonts w:ascii="Roboto Mono" w:hAnsi="Roboto Mono"/>
+          <w:rFonts w:ascii="Roboto Mono" w:hAnsi="Roboto Mono" w:eastAsia="Roboto Mono"/>
         </w:rPr>
         <w:br/>
         <w:t>);</w:t>
@@ -4000,7 +4000,7 @@
       </w:pPr>
       <w:r>
         <w:rPr>
-          <w:rFonts w:ascii="Roboto Mono" w:hAnsi="Roboto Mono"/>
+          <w:rFonts w:ascii="Roboto Mono" w:hAnsi="Roboto Mono" w:eastAsia="Roboto Mono"/>
         </w:rPr>
         <w:t>The combination must be unique.</w:t>
       </w:r>
@@ -4013,7 +4013,7 @@
       </w:pPr>
       <w:r>
         <w:rPr>
-          <w:rFonts w:ascii="Roboto Mono" w:hAnsi="Roboto Mono"/>
+          <w:rFonts w:ascii="Roboto Mono" w:hAnsi="Roboto Mono" w:eastAsia="Roboto Mono"/>
         </w:rPr>
         <w:pict w14:anchorId="31486E5C">
           <v:rect id="_x0000_i1043" style="width:0;height:1.5pt" o:hralign="center" o:hrstd="t" o:hr="t" fillcolor="#a0a0a0" stroked="f"/>
@@ -4037,7 +4037,7 @@
     <w:p>
       <w:r>
         <w:rPr>
-          <w:rFonts w:ascii="Arial" w:hAnsi="Arial" w:cs="Arial"/>
+          <w:rFonts w:ascii="Arial" w:hAnsi="Arial" w:cs="Arial" w:eastAsia="Arial"/>
           <w:b/>
           <w:color w:val="000000"/>
           <w:sz w:val="18"/>
@@ -4047,7 +4047,7 @@
       </w:r>
       <w:r>
         <w:rPr>
-          <w:rFonts w:ascii="Arial" w:hAnsi="Arial" w:cs="Arial"/>
+          <w:rFonts w:ascii="Arial" w:hAnsi="Arial" w:cs="Arial" w:eastAsia="Arial"/>
           <w:color w:val="000000"/>
           <w:sz w:val="18"/>
           <w:highlight w:val="lightGray"/>
@@ -4056,7 +4056,7 @@
       </w:r>
       <w:r>
         <w:rPr>
-          <w:rFonts w:ascii="Arial" w:hAnsi="Arial" w:cs="Arial"/>
+          <w:rFonts w:ascii="Arial" w:hAnsi="Arial" w:cs="Arial" w:eastAsia="Arial"/>
           <w:b/>
           <w:color w:val="000000"/>
           <w:sz w:val="18"/>
@@ -4066,7 +4066,7 @@
       </w:r>
       <w:r>
         <w:rPr>
-          <w:rFonts w:ascii="Arial" w:hAnsi="Arial" w:cs="Arial"/>
+          <w:rFonts w:ascii="Arial" w:hAnsi="Arial" w:cs="Arial" w:eastAsia="Arial"/>
           <w:color w:val="000000"/>
           <w:sz w:val="18"/>
           <w:highlight w:val="lightGray"/>
@@ -4075,7 +4075,7 @@
       </w:r>
       <w:r>
         <w:rPr>
-          <w:rFonts w:ascii="Arial" w:hAnsi="Arial" w:cs="Arial"/>
+          <w:rFonts w:ascii="Arial" w:hAnsi="Arial" w:cs="Arial" w:eastAsia="Arial"/>
           <w:b/>
           <w:color w:val="000000"/>
           <w:sz w:val="18"/>
@@ -4085,7 +4085,7 @@
       </w:r>
       <w:r>
         <w:rPr>
-          <w:rFonts w:ascii="Arial" w:hAnsi="Arial" w:cs="Arial"/>
+          <w:rFonts w:ascii="Arial" w:hAnsi="Arial" w:cs="Arial" w:eastAsia="Arial"/>
           <w:color w:val="000000"/>
           <w:sz w:val="18"/>
           <w:highlight w:val="lightGray"/>
@@ -4103,7 +4103,7 @@
       </w:pPr>
       <w:r>
         <w:rPr>
-          <w:rFonts w:ascii="Roboto Mono" w:hAnsi="Roboto Mono"/>
+          <w:rFonts w:ascii="Roboto Mono" w:hAnsi="Roboto Mono" w:eastAsia="Roboto Mono"/>
           <w:b/>
           <w:bCs/>
         </w:rPr>
@@ -4118,7 +4118,7 @@
       </w:pPr>
       <w:r>
         <w:rPr>
-          <w:rFonts w:ascii="Roboto Mono" w:hAnsi="Roboto Mono"/>
+          <w:rFonts w:ascii="Roboto Mono" w:hAnsi="Roboto Mono" w:eastAsia="Roboto Mono"/>
         </w:rPr>
         <w:t>Both:</w:t>
       </w:r>
@@ -4135,7 +4135,7 @@
       </w:pPr>
       <w:r>
         <w:rPr>
-          <w:rFonts w:ascii="Roboto Mono" w:hAnsi="Roboto Mono"/>
+          <w:rFonts w:ascii="Roboto Mono" w:hAnsi="Roboto Mono" w:eastAsia="Roboto Mono"/>
         </w:rPr>
         <w:t xml:space="preserve">Enforce uniqueness </w:t>
       </w:r>
@@ -4152,7 +4152,7 @@
       </w:pPr>
       <w:r>
         <w:rPr>
-          <w:rFonts w:ascii="Roboto Mono" w:hAnsi="Roboto Mono"/>
+          <w:rFonts w:ascii="Roboto Mono" w:hAnsi="Roboto Mono" w:eastAsia="Roboto Mono"/>
         </w:rPr>
         <w:t xml:space="preserve">Prevent duplicates </w:t>
       </w:r>
@@ -4165,7 +4165,7 @@
       </w:pPr>
       <w:r>
         <w:rPr>
-          <w:rFonts w:ascii="Roboto Mono" w:hAnsi="Roboto Mono"/>
+          <w:rFonts w:ascii="Roboto Mono" w:hAnsi="Roboto Mono" w:eastAsia="Roboto Mono"/>
         </w:rPr>
         <w:pict w14:anchorId="42BE9DC2">
           <v:rect id="_x0000_i1044" style="width:0;height:1.5pt" o:hralign="center" o:hrstd="t" o:hr="t" fillcolor="#a0a0a0" stroked="f"/>
@@ -4182,7 +4182,7 @@
       </w:pPr>
       <w:r>
         <w:rPr>
-          <w:rFonts w:ascii="Roboto Mono" w:hAnsi="Roboto Mono"/>
+          <w:rFonts w:ascii="Roboto Mono" w:hAnsi="Roboto Mono" w:eastAsia="Roboto Mono"/>
           <w:b/>
           <w:bCs/>
         </w:rPr>
@@ -4615,7 +4615,7 @@
       </w:pPr>
       <w:r>
         <w:rPr>
-          <w:rFonts w:ascii="Roboto Mono" w:hAnsi="Roboto Mono"/>
+          <w:rFonts w:ascii="Roboto Mono" w:hAnsi="Roboto Mono" w:eastAsia="Roboto Mono"/>
         </w:rPr>
         <w:t>* Behavior varies by database system.</w:t>
       </w:r>
@@ -4628,7 +4628,7 @@
       </w:pPr>
       <w:r>
         <w:rPr>
-          <w:rFonts w:ascii="Roboto Mono" w:hAnsi="Roboto Mono"/>
+          <w:rFonts w:ascii="Roboto Mono" w:hAnsi="Roboto Mono" w:eastAsia="Roboto Mono"/>
         </w:rPr>
         <w:pict w14:anchorId="25B6E941">
           <v:rect id="_x0000_i1045" style="width:0;height:1.5pt" o:hralign="center" o:hrstd="t" o:hr="t" fillcolor="#a0a0a0" stroked="f"/>
@@ -4645,7 +4645,7 @@
       </w:pPr>
       <w:r>
         <w:rPr>
-          <w:rFonts w:ascii="Roboto Mono" w:hAnsi="Roboto Mono"/>
+          <w:rFonts w:ascii="Roboto Mono" w:hAnsi="Roboto Mono" w:eastAsia="Roboto Mono"/>
           <w:b/>
           <w:bCs/>
         </w:rPr>
@@ -4722,34 +4722,34 @@
       </w:pPr>
       <w:r>
         <w:rPr>
-          <w:rFonts w:ascii="Roboto Mono" w:hAnsi="Roboto Mono"/>
+          <w:rFonts w:ascii="Roboto Mono" w:hAnsi="Roboto Mono" w:eastAsia="Roboto Mono"/>
         </w:rPr>
         <w:t>CREATE TABLE Users (</w:t>
       </w:r>
       <w:r>
         <w:rPr>
-          <w:rFonts w:ascii="Roboto Mono" w:hAnsi="Roboto Mono"/>
+          <w:rFonts w:ascii="Roboto Mono" w:hAnsi="Roboto Mono" w:eastAsia="Roboto Mono"/>
         </w:rPr>
         <w:br/>
         <w:t xml:space="preserve">    UserID INT PRIMARY KEY,</w:t>
       </w:r>
       <w:r>
         <w:rPr>
-          <w:rFonts w:ascii="Roboto Mono" w:hAnsi="Roboto Mono"/>
+          <w:rFonts w:ascii="Roboto Mono" w:hAnsi="Roboto Mono" w:eastAsia="Roboto Mono"/>
         </w:rPr>
         <w:br/>
         <w:t xml:space="preserve">    Email VARCHAR(255) UNIQUE,</w:t>
       </w:r>
       <w:r>
         <w:rPr>
-          <w:rFonts w:ascii="Roboto Mono" w:hAnsi="Roboto Mono"/>
+          <w:rFonts w:ascii="Roboto Mono" w:hAnsi="Roboto Mono" w:eastAsia="Roboto Mono"/>
         </w:rPr>
         <w:br/>
         <w:t xml:space="preserve">    Username VARCHAR(100) UNIQUE</w:t>
       </w:r>
       <w:r>
         <w:rPr>
-          <w:rFonts w:ascii="Roboto Mono" w:hAnsi="Roboto Mono"/>
+          <w:rFonts w:ascii="Roboto Mono" w:hAnsi="Roboto Mono" w:eastAsia="Roboto Mono"/>
         </w:rPr>
         <w:br/>
         <w:t>);</w:t>
@@ -4763,7 +4763,7 @@
       </w:pPr>
       <w:r>
         <w:rPr>
-          <w:rFonts w:ascii="Roboto Mono" w:hAnsi="Roboto Mono"/>
+          <w:rFonts w:ascii="Roboto Mono" w:hAnsi="Roboto Mono" w:eastAsia="Roboto Mono"/>
         </w:rPr>
         <w:t>Table contains:</w:t>
       </w:r>
@@ -4780,7 +4780,7 @@
       </w:pPr>
       <w:r>
         <w:rPr>
-          <w:rFonts w:ascii="Roboto Mono" w:hAnsi="Roboto Mono"/>
+          <w:rFonts w:ascii="Roboto Mono" w:hAnsi="Roboto Mono" w:eastAsia="Roboto Mono"/>
         </w:rPr>
         <w:t xml:space="preserve">One Primary Key </w:t>
       </w:r>
@@ -4797,7 +4797,7 @@
       </w:pPr>
       <w:r>
         <w:rPr>
-          <w:rFonts w:ascii="Roboto Mono" w:hAnsi="Roboto Mono"/>
+          <w:rFonts w:ascii="Roboto Mono" w:hAnsi="Roboto Mono" w:eastAsia="Roboto Mono"/>
         </w:rPr>
         <w:t xml:space="preserve">Two UNIQUE constraints </w:t>
       </w:r>
@@ -4810,7 +4810,7 @@
       </w:pPr>
       <w:r>
         <w:rPr>
-          <w:rFonts w:ascii="Roboto Mono" w:hAnsi="Roboto Mono"/>
+          <w:rFonts w:ascii="Roboto Mono" w:hAnsi="Roboto Mono" w:eastAsia="Roboto Mono"/>
         </w:rPr>
         <w:pict w14:anchorId="751F2AEB">
           <v:rect id="_x0000_i1046" style="width:0;height:1.5pt" o:hralign="center" o:hrstd="t" o:hr="t" fillcolor="#a0a0a0" stroked="f"/>
@@ -4834,7 +4834,7 @@
     <w:p>
       <w:r>
         <w:rPr>
-          <w:rFonts w:ascii="Arial" w:hAnsi="Arial" w:cs="Arial"/>
+          <w:rFonts w:ascii="Arial" w:hAnsi="Arial" w:cs="Arial" w:eastAsia="Arial"/>
           <w:b/>
           <w:color w:val="000000"/>
           <w:sz w:val="18"/>
@@ -4844,7 +4844,7 @@
       </w:r>
       <w:r>
         <w:rPr>
-          <w:rFonts w:ascii="Arial" w:hAnsi="Arial" w:cs="Arial"/>
+          <w:rFonts w:ascii="Arial" w:hAnsi="Arial" w:cs="Arial" w:eastAsia="Arial"/>
           <w:color w:val="000000"/>
           <w:sz w:val="18"/>
           <w:highlight w:val="lightGray"/>
@@ -4853,7 +4853,7 @@
       </w:r>
       <w:r>
         <w:rPr>
-          <w:rFonts w:ascii="Arial" w:hAnsi="Arial" w:cs="Arial"/>
+          <w:rFonts w:ascii="Arial" w:hAnsi="Arial" w:cs="Arial" w:eastAsia="Arial"/>
           <w:b/>
           <w:color w:val="000000"/>
           <w:sz w:val="18"/>
@@ -4863,7 +4863,7 @@
       </w:r>
       <w:r>
         <w:rPr>
-          <w:rFonts w:ascii="Arial" w:hAnsi="Arial" w:cs="Arial"/>
+          <w:rFonts w:ascii="Arial" w:hAnsi="Arial" w:cs="Arial" w:eastAsia="Arial"/>
           <w:color w:val="000000"/>
           <w:sz w:val="18"/>
           <w:highlight w:val="lightGray"/>
@@ -4872,7 +4872,7 @@
       </w:r>
       <w:r>
         <w:rPr>
-          <w:rFonts w:ascii="Arial" w:hAnsi="Arial" w:cs="Arial"/>
+          <w:rFonts w:ascii="Arial" w:hAnsi="Arial" w:cs="Arial" w:eastAsia="Arial"/>
           <w:b/>
           <w:color w:val="000000"/>
           <w:sz w:val="18"/>
@@ -4882,7 +4882,7 @@
       </w:r>
       <w:r>
         <w:rPr>
-          <w:rFonts w:ascii="Arial" w:hAnsi="Arial" w:cs="Arial"/>
+          <w:rFonts w:ascii="Arial" w:hAnsi="Arial" w:cs="Arial" w:eastAsia="Arial"/>
           <w:color w:val="000000"/>
           <w:sz w:val="18"/>
           <w:highlight w:val="lightGray"/>
@@ -4900,7 +4900,7 @@
       </w:pPr>
       <w:r>
         <w:rPr>
-          <w:rFonts w:ascii="Roboto Mono" w:hAnsi="Roboto Mono"/>
+          <w:rFonts w:ascii="Roboto Mono" w:hAnsi="Roboto Mono" w:eastAsia="Roboto Mono"/>
           <w:b/>
           <w:bCs/>
         </w:rPr>
@@ -5138,7 +5138,7 @@
       </w:pPr>
       <w:r>
         <w:rPr>
-          <w:rFonts w:ascii="Roboto Mono" w:hAnsi="Roboto Mono"/>
+          <w:rFonts w:ascii="Roboto Mono" w:hAnsi="Roboto Mono" w:eastAsia="Roboto Mono"/>
         </w:rPr>
         <w:t>Rule:</w:t>
       </w:r>
@@ -5211,7 +5211,7 @@
       </w:pPr>
       <w:r>
         <w:rPr>
-          <w:rFonts w:ascii="Roboto Mono" w:hAnsi="Roboto Mono"/>
+          <w:rFonts w:ascii="Roboto Mono" w:hAnsi="Roboto Mono" w:eastAsia="Roboto Mono"/>
         </w:rPr>
         <w:t>No two students can share the same email.</w:t>
       </w:r>
@@ -5224,7 +5224,7 @@
       </w:pPr>
       <w:r>
         <w:rPr>
-          <w:rFonts w:ascii="Roboto Mono" w:hAnsi="Roboto Mono"/>
+          <w:rFonts w:ascii="Roboto Mono" w:hAnsi="Roboto Mono" w:eastAsia="Roboto Mono"/>
         </w:rPr>
         <w:t>UNIQUE enforces this rule.</w:t>
       </w:r>
@@ -5237,7 +5237,7 @@
       </w:pPr>
       <w:r>
         <w:rPr>
-          <w:rFonts w:ascii="Roboto Mono" w:hAnsi="Roboto Mono"/>
+          <w:rFonts w:ascii="Roboto Mono" w:hAnsi="Roboto Mono" w:eastAsia="Roboto Mono"/>
         </w:rPr>
         <w:pict w14:anchorId="47BE5E13">
           <v:rect id="_x0000_i1047" style="width:0;height:1.5pt" o:hralign="center" o:hrstd="t" o:hr="t" fillcolor="#a0a0a0" stroked="f"/>
@@ -5261,7 +5261,7 @@
     <w:p>
       <w:r>
         <w:rPr>
-          <w:rFonts w:ascii="Arial" w:hAnsi="Arial" w:cs="Arial"/>
+          <w:rFonts w:ascii="Arial" w:hAnsi="Arial" w:cs="Arial" w:eastAsia="Arial"/>
           <w:b/>
           <w:color w:val="000000"/>
           <w:sz w:val="18"/>
@@ -5271,7 +5271,7 @@
       </w:r>
       <w:r>
         <w:rPr>
-          <w:rFonts w:ascii="Arial" w:hAnsi="Arial" w:cs="Arial"/>
+          <w:rFonts w:ascii="Arial" w:hAnsi="Arial" w:cs="Arial" w:eastAsia="Arial"/>
           <w:color w:val="000000"/>
           <w:sz w:val="18"/>
           <w:highlight w:val="lightGray"/>
@@ -5280,7 +5280,7 @@
       </w:r>
       <w:r>
         <w:rPr>
-          <w:rFonts w:ascii="Arial" w:hAnsi="Arial" w:cs="Arial"/>
+          <w:rFonts w:ascii="Arial" w:hAnsi="Arial" w:cs="Arial" w:eastAsia="Arial"/>
           <w:b/>
           <w:color w:val="000000"/>
           <w:sz w:val="18"/>
@@ -5290,7 +5290,7 @@
       </w:r>
       <w:r>
         <w:rPr>
-          <w:rFonts w:ascii="Arial" w:hAnsi="Arial" w:cs="Arial"/>
+          <w:rFonts w:ascii="Arial" w:hAnsi="Arial" w:cs="Arial" w:eastAsia="Arial"/>
           <w:color w:val="000000"/>
           <w:sz w:val="18"/>
           <w:highlight w:val="lightGray"/>
@@ -5299,7 +5299,7 @@
       </w:r>
       <w:r>
         <w:rPr>
-          <w:rFonts w:ascii="Arial" w:hAnsi="Arial" w:cs="Arial"/>
+          <w:rFonts w:ascii="Arial" w:hAnsi="Arial" w:cs="Arial" w:eastAsia="Arial"/>
           <w:b/>
           <w:color w:val="000000"/>
           <w:sz w:val="18"/>
@@ -5309,7 +5309,7 @@
       </w:r>
       <w:r>
         <w:rPr>
-          <w:rFonts w:ascii="Arial" w:hAnsi="Arial" w:cs="Arial"/>
+          <w:rFonts w:ascii="Arial" w:hAnsi="Arial" w:cs="Arial" w:eastAsia="Arial"/>
           <w:color w:val="000000"/>
           <w:sz w:val="18"/>
           <w:highlight w:val="lightGray"/>
@@ -5327,7 +5327,7 @@
       </w:pPr>
       <w:r>
         <w:rPr>
-          <w:rFonts w:ascii="Roboto Mono" w:hAnsi="Roboto Mono"/>
+          <w:rFonts w:ascii="Roboto Mono" w:hAnsi="Roboto Mono" w:eastAsia="Roboto Mono"/>
           <w:b/>
           <w:bCs/>
         </w:rPr>
@@ -5404,7 +5404,7 @@
       </w:pPr>
       <w:r>
         <w:rPr>
-          <w:rFonts w:ascii="Roboto Mono" w:hAnsi="Roboto Mono"/>
+          <w:rFonts w:ascii="Roboto Mono" w:hAnsi="Roboto Mono" w:eastAsia="Roboto Mono"/>
         </w:rPr>
         <w:t>No duplicates allowed.</w:t>
       </w:r>
@@ -5417,7 +5417,7 @@
       </w:pPr>
       <w:r>
         <w:rPr>
-          <w:rFonts w:ascii="Roboto Mono" w:hAnsi="Roboto Mono"/>
+          <w:rFonts w:ascii="Roboto Mono" w:hAnsi="Roboto Mono" w:eastAsia="Roboto Mono"/>
         </w:rPr>
         <w:pict w14:anchorId="6D2BDD89">
           <v:rect id="_x0000_i1048" style="width:0;height:1.5pt" o:hralign="center" o:hrstd="t" o:hr="t" fillcolor="#a0a0a0" stroked="f"/>
@@ -5434,7 +5434,7 @@
       </w:pPr>
       <w:r>
         <w:rPr>
-          <w:rFonts w:ascii="Roboto Mono" w:hAnsi="Roboto Mono"/>
+          <w:rFonts w:ascii="Roboto Mono" w:hAnsi="Roboto Mono" w:eastAsia="Roboto Mono"/>
           <w:b/>
           <w:bCs/>
         </w:rPr>
@@ -5511,7 +5511,7 @@
       </w:pPr>
       <w:r>
         <w:rPr>
-          <w:rFonts w:ascii="Roboto Mono" w:hAnsi="Roboto Mono"/>
+          <w:rFonts w:ascii="Roboto Mono" w:hAnsi="Roboto Mono" w:eastAsia="Roboto Mono"/>
         </w:rPr>
         <w:t>No empty values allowed.</w:t>
       </w:r>
@@ -5524,7 +5524,7 @@
       </w:pPr>
       <w:r>
         <w:rPr>
-          <w:rFonts w:ascii="Roboto Mono" w:hAnsi="Roboto Mono"/>
+          <w:rFonts w:ascii="Roboto Mono" w:hAnsi="Roboto Mono" w:eastAsia="Roboto Mono"/>
         </w:rPr>
         <w:pict w14:anchorId="46DEBA6B">
           <v:rect id="_x0000_i1049" style="width:0;height:1.5pt" o:hralign="center" o:hrstd="t" o:hr="t" fillcolor="#a0a0a0" stroked="f"/>
@@ -5541,7 +5541,7 @@
       </w:pPr>
       <w:r>
         <w:rPr>
-          <w:rFonts w:ascii="Roboto Mono" w:hAnsi="Roboto Mono"/>
+          <w:rFonts w:ascii="Roboto Mono" w:hAnsi="Roboto Mono" w:eastAsia="Roboto Mono"/>
           <w:b/>
           <w:bCs/>
         </w:rPr>
@@ -5779,7 +5779,7 @@
       </w:pPr>
       <w:r>
         <w:rPr>
-          <w:rFonts w:ascii="Roboto Mono" w:hAnsi="Roboto Mono"/>
+          <w:rFonts w:ascii="Roboto Mono" w:hAnsi="Roboto Mono" w:eastAsia="Roboto Mono"/>
         </w:rPr>
         <w:pict w14:anchorId="69A27934">
           <v:rect id="_x0000_i1050" style="width:0;height:1.5pt" o:hralign="center" o:hrstd="t" o:hr="t" fillcolor="#a0a0a0" stroked="f"/>
@@ -5796,7 +5796,7 @@
       </w:pPr>
       <w:r>
         <w:rPr>
-          <w:rFonts w:ascii="Roboto Mono" w:hAnsi="Roboto Mono"/>
+          <w:rFonts w:ascii="Roboto Mono" w:hAnsi="Roboto Mono" w:eastAsia="Roboto Mono"/>
           <w:b/>
           <w:bCs/>
         </w:rPr>
@@ -5873,20 +5873,20 @@
       </w:pPr>
       <w:r>
         <w:rPr>
-          <w:rFonts w:ascii="Roboto Mono" w:hAnsi="Roboto Mono"/>
+          <w:rFonts w:ascii="Roboto Mono" w:hAnsi="Roboto Mono" w:eastAsia="Roboto Mono"/>
         </w:rPr>
         <w:t>Email VARCHAR(255)</w:t>
       </w:r>
       <w:r>
         <w:rPr>
-          <w:rFonts w:ascii="Roboto Mono" w:hAnsi="Roboto Mono"/>
+          <w:rFonts w:ascii="Roboto Mono" w:hAnsi="Roboto Mono" w:eastAsia="Roboto Mono"/>
         </w:rPr>
         <w:br/>
         <w:t>UNIQUE</w:t>
       </w:r>
       <w:r>
         <w:rPr>
-          <w:rFonts w:ascii="Roboto Mono" w:hAnsi="Roboto Mono"/>
+          <w:rFonts w:ascii="Roboto Mono" w:hAnsi="Roboto Mono" w:eastAsia="Roboto Mono"/>
         </w:rPr>
         <w:br/>
         <w:t>NOT NULL</w:t>
@@ -5900,7 +5900,7 @@
       </w:pPr>
       <w:r>
         <w:rPr>
-          <w:rFonts w:ascii="Roboto Mono" w:hAnsi="Roboto Mono"/>
+          <w:rFonts w:ascii="Roboto Mono" w:hAnsi="Roboto Mono" w:eastAsia="Roboto Mono"/>
         </w:rPr>
         <w:t>This means:</w:t>
       </w:r>
@@ -5973,13 +5973,13 @@
       </w:pPr>
       <w:r>
         <w:rPr>
-          <w:rFonts w:ascii="Roboto Mono" w:hAnsi="Roboto Mono"/>
+          <w:rFonts w:ascii="Roboto Mono" w:hAnsi="Roboto Mono" w:eastAsia="Roboto Mono"/>
         </w:rPr>
         <w:t>Must have a value</w:t>
       </w:r>
       <w:r>
         <w:rPr>
-          <w:rFonts w:ascii="Roboto Mono" w:hAnsi="Roboto Mono"/>
+          <w:rFonts w:ascii="Roboto Mono" w:hAnsi="Roboto Mono" w:eastAsia="Roboto Mono"/>
         </w:rPr>
         <w:br/>
         <w:t>Must be unique</w:t>
@@ -5993,7 +5993,7 @@
       </w:pPr>
       <w:r>
         <w:rPr>
-          <w:rFonts w:ascii="Roboto Mono" w:hAnsi="Roboto Mono"/>
+          <w:rFonts w:ascii="Roboto Mono" w:hAnsi="Roboto Mono" w:eastAsia="Roboto Mono"/>
         </w:rPr>
         <w:pict w14:anchorId="1910B408">
           <v:rect id="_x0000_i1051" style="width:0;height:1.5pt" o:hralign="center" o:hrstd="t" o:hr="t" fillcolor="#a0a0a0" stroked="f"/>
@@ -6024,7 +6024,7 @@
       </w:pPr>
       <w:r>
         <w:rPr>
-          <w:rFonts w:ascii="Arial" w:hAnsi="Arial" w:cs="Arial"/>
+          <w:rFonts w:ascii="Arial" w:hAnsi="Arial" w:cs="Arial" w:eastAsia="Arial"/>
           <w:b/>
           <w:color w:val="000000"/>
           <w:sz w:val="18"/>
@@ -6034,7 +6034,7 @@
       </w:r>
       <w:r>
         <w:rPr>
-          <w:rFonts w:ascii="Arial" w:hAnsi="Arial" w:cs="Arial"/>
+          <w:rFonts w:ascii="Arial" w:hAnsi="Arial" w:cs="Arial" w:eastAsia="Arial"/>
           <w:color w:val="000000"/>
           <w:sz w:val="18"/>
           <w:highlight w:val="lightGray"/>
@@ -6043,7 +6043,7 @@
       </w:r>
       <w:r>
         <w:rPr>
-          <w:rFonts w:ascii="Arial" w:hAnsi="Arial" w:cs="Arial"/>
+          <w:rFonts w:ascii="Arial" w:hAnsi="Arial" w:cs="Arial" w:eastAsia="Arial"/>
           <w:b/>
           <w:color w:val="000000"/>
           <w:sz w:val="18"/>
@@ -6053,7 +6053,7 @@
       </w:r>
       <w:r>
         <w:rPr>
-          <w:rFonts w:ascii="Arial" w:hAnsi="Arial" w:cs="Arial"/>
+          <w:rFonts w:ascii="Arial" w:hAnsi="Arial" w:cs="Arial" w:eastAsia="Arial"/>
           <w:color w:val="000000"/>
           <w:sz w:val="18"/>
           <w:highlight w:val="lightGray"/>
@@ -6062,7 +6062,7 @@
       </w:r>
       <w:r>
         <w:rPr>
-          <w:rFonts w:ascii="Arial" w:hAnsi="Arial" w:cs="Arial"/>
+          <w:rFonts w:ascii="Arial" w:hAnsi="Arial" w:cs="Arial" w:eastAsia="Arial"/>
           <w:b/>
           <w:color w:val="000000"/>
           <w:sz w:val="18"/>
@@ -6072,7 +6072,7 @@
       </w:r>
       <w:r>
         <w:rPr>
-          <w:rFonts w:ascii="Arial" w:hAnsi="Arial" w:cs="Arial"/>
+          <w:rFonts w:ascii="Arial" w:hAnsi="Arial" w:cs="Arial" w:eastAsia="Arial"/>
           <w:color w:val="000000"/>
           <w:sz w:val="18"/>
           <w:highlight w:val="lightGray"/>
@@ -6484,7 +6484,7 @@
       </w:pPr>
       <w:r>
         <w:rPr>
-          <w:rFonts w:ascii="Roboto Mono" w:hAnsi="Roboto Mono"/>
+          <w:rFonts w:ascii="Roboto Mono" w:hAnsi="Roboto Mono" w:eastAsia="Roboto Mono"/>
         </w:rPr>
         <w:pict w14:anchorId="30D75F37">
           <v:rect id="_x0000_i1052" style="width:0;height:1.5pt" o:hralign="center" o:hrstd="t" o:hr="t" fillcolor="#a0a0a0" stroked="f"/>
@@ -6508,7 +6508,7 @@
     <w:p>
       <w:r>
         <w:rPr>
-          <w:rFonts w:ascii="Arial" w:hAnsi="Arial" w:cs="Arial"/>
+          <w:rFonts w:ascii="Arial" w:hAnsi="Arial" w:cs="Arial" w:eastAsia="Arial"/>
           <w:b/>
           <w:color w:val="000000"/>
           <w:sz w:val="18"/>
@@ -6518,7 +6518,7 @@
       </w:r>
       <w:r>
         <w:rPr>
-          <w:rFonts w:ascii="Arial" w:hAnsi="Arial" w:cs="Arial"/>
+          <w:rFonts w:ascii="Arial" w:hAnsi="Arial" w:cs="Arial" w:eastAsia="Arial"/>
           <w:color w:val="000000"/>
           <w:sz w:val="18"/>
           <w:highlight w:val="lightGray"/>
@@ -6527,7 +6527,7 @@
       </w:r>
       <w:r>
         <w:rPr>
-          <w:rFonts w:ascii="Arial" w:hAnsi="Arial" w:cs="Arial"/>
+          <w:rFonts w:ascii="Arial" w:hAnsi="Arial" w:cs="Arial" w:eastAsia="Arial"/>
           <w:b/>
           <w:color w:val="000000"/>
           <w:sz w:val="18"/>
@@ -6537,7 +6537,7 @@
       </w:r>
       <w:r>
         <w:rPr>
-          <w:rFonts w:ascii="Arial" w:hAnsi="Arial" w:cs="Arial"/>
+          <w:rFonts w:ascii="Arial" w:hAnsi="Arial" w:cs="Arial" w:eastAsia="Arial"/>
           <w:color w:val="000000"/>
           <w:sz w:val="18"/>
           <w:highlight w:val="lightGray"/>
@@ -6546,7 +6546,7 @@
       </w:r>
       <w:r>
         <w:rPr>
-          <w:rFonts w:ascii="Arial" w:hAnsi="Arial" w:cs="Arial"/>
+          <w:rFonts w:ascii="Arial" w:hAnsi="Arial" w:cs="Arial" w:eastAsia="Arial"/>
           <w:b/>
           <w:color w:val="000000"/>
           <w:sz w:val="18"/>
@@ -6556,7 +6556,7 @@
       </w:r>
       <w:r>
         <w:rPr>
-          <w:rFonts w:ascii="Arial" w:hAnsi="Arial" w:cs="Arial"/>
+          <w:rFonts w:ascii="Arial" w:hAnsi="Arial" w:cs="Arial" w:eastAsia="Arial"/>
           <w:color w:val="000000"/>
           <w:sz w:val="18"/>
           <w:highlight w:val="lightGray"/>
@@ -6572,7 +6572,7 @@
       </w:pPr>
       <w:r>
         <w:rPr>
-          <w:rFonts w:ascii="Roboto Mono" w:hAnsi="Roboto Mono"/>
+          <w:rFonts w:ascii="Roboto Mono" w:hAnsi="Roboto Mono" w:eastAsia="Roboto Mono"/>
         </w:rPr>
         <w:t>Think of usernames on a website:</w:t>
       </w:r>
@@ -6645,20 +6645,20 @@
       </w:pPr>
       <w:r>
         <w:rPr>
-          <w:rFonts w:ascii="Roboto Mono" w:hAnsi="Roboto Mono"/>
+          <w:rFonts w:ascii="Roboto Mono" w:hAnsi="Roboto Mono" w:eastAsia="Roboto Mono"/>
         </w:rPr>
         <w:t>ali123</w:t>
       </w:r>
       <w:r>
         <w:rPr>
-          <w:rFonts w:ascii="Roboto Mono" w:hAnsi="Roboto Mono"/>
+          <w:rFonts w:ascii="Roboto Mono" w:hAnsi="Roboto Mono" w:eastAsia="Roboto Mono"/>
         </w:rPr>
         <w:br/>
         <w:t>sara456</w:t>
       </w:r>
       <w:r>
         <w:rPr>
-          <w:rFonts w:ascii="Roboto Mono" w:hAnsi="Roboto Mono"/>
+          <w:rFonts w:ascii="Roboto Mono" w:hAnsi="Roboto Mono" w:eastAsia="Roboto Mono"/>
         </w:rPr>
         <w:br/>
         <w:t>ahmed789</w:t>
@@ -6672,7 +6672,7 @@
       </w:pPr>
       <w:r>
         <w:rPr>
-          <w:rFonts w:ascii="Roboto Mono" w:hAnsi="Roboto Mono"/>
+          <w:rFonts w:ascii="Roboto Mono" w:hAnsi="Roboto Mono" w:eastAsia="Roboto Mono"/>
         </w:rPr>
         <w:t>Two users cannot register:</w:t>
       </w:r>
@@ -6745,7 +6745,7 @@
       </w:pPr>
       <w:r>
         <w:rPr>
-          <w:rFonts w:ascii="Roboto Mono" w:hAnsi="Roboto Mono"/>
+          <w:rFonts w:ascii="Roboto Mono" w:hAnsi="Roboto Mono" w:eastAsia="Roboto Mono"/>
         </w:rPr>
         <w:t>ali123</w:t>
       </w:r>
@@ -6758,7 +6758,7 @@
       </w:pPr>
       <w:r>
         <w:rPr>
-          <w:rFonts w:ascii="Roboto Mono" w:hAnsi="Roboto Mono"/>
+          <w:rFonts w:ascii="Roboto Mono" w:hAnsi="Roboto Mono" w:eastAsia="Roboto Mono"/>
         </w:rPr>
         <w:t>at the same time.</w:t>
       </w:r>
@@ -6771,7 +6771,7 @@
       </w:pPr>
       <w:r>
         <w:rPr>
-          <w:rFonts w:ascii="Roboto Mono" w:hAnsi="Roboto Mono"/>
+          <w:rFonts w:ascii="Roboto Mono" w:hAnsi="Roboto Mono" w:eastAsia="Roboto Mono"/>
         </w:rPr>
         <w:t>Each username must be unique.</w:t>
       </w:r>
@@ -6784,13 +6784,13 @@
       </w:pPr>
       <w:r>
         <w:rPr>
-          <w:rFonts w:ascii="Roboto Mono" w:hAnsi="Roboto Mono"/>
+          <w:rFonts w:ascii="Roboto Mono" w:hAnsi="Roboto Mono" w:eastAsia="Roboto Mono"/>
         </w:rPr>
         <w:t xml:space="preserve">This is exactly what a </w:t>
       </w:r>
       <w:r>
         <w:rPr>
-          <w:rFonts w:ascii="Roboto Mono" w:hAnsi="Roboto Mono"/>
+          <w:rFonts w:ascii="Roboto Mono" w:hAnsi="Roboto Mono" w:eastAsia="Roboto Mono"/>
           <w:b/>
           <w:bCs/>
         </w:rPr>
@@ -6798,7 +6798,7 @@
       </w:r>
       <w:r>
         <w:rPr>
-          <w:rFonts w:ascii="Roboto Mono" w:hAnsi="Roboto Mono"/>
+          <w:rFonts w:ascii="Roboto Mono" w:hAnsi="Roboto Mono" w:eastAsia="Roboto Mono"/>
         </w:rPr>
         <w:t xml:space="preserve"> enforces.</w:t>
       </w:r>
@@ -6811,7 +6811,7 @@
       </w:pPr>
       <w:r>
         <w:rPr>
-          <w:rFonts w:ascii="Roboto Mono" w:hAnsi="Roboto Mono"/>
+          <w:rFonts w:ascii="Roboto Mono" w:hAnsi="Roboto Mono" w:eastAsia="Roboto Mono"/>
         </w:rPr>
         <w:pict w14:anchorId="516C7F52">
           <v:rect id="_x0000_i1053" style="width:0;height:1.5pt" o:hralign="center" o:hrstd="t" o:hr="t" fillcolor="#a0a0a0" stroked="f"/>
@@ -6835,7 +6835,7 @@
     <w:p>
       <w:r>
         <w:rPr>
-          <w:rFonts w:ascii="Arial" w:hAnsi="Arial" w:cs="Arial"/>
+          <w:rFonts w:ascii="Arial" w:hAnsi="Arial" w:cs="Arial" w:eastAsia="Arial"/>
           <w:b/>
           <w:color w:val="000000"/>
           <w:sz w:val="18"/>
@@ -6845,7 +6845,7 @@
       </w:r>
       <w:r>
         <w:rPr>
-          <w:rFonts w:ascii="Arial" w:hAnsi="Arial" w:cs="Arial"/>
+          <w:rFonts w:ascii="Arial" w:hAnsi="Arial" w:cs="Arial" w:eastAsia="Arial"/>
           <w:color w:val="000000"/>
           <w:sz w:val="18"/>
           <w:highlight w:val="lightGray"/>
@@ -6854,7 +6854,7 @@
       </w:r>
       <w:r>
         <w:rPr>
-          <w:rFonts w:ascii="Arial" w:hAnsi="Arial" w:cs="Arial"/>
+          <w:rFonts w:ascii="Arial" w:hAnsi="Arial" w:cs="Arial" w:eastAsia="Arial"/>
           <w:b/>
           <w:color w:val="000000"/>
           <w:sz w:val="18"/>
@@ -6864,7 +6864,7 @@
       </w:r>
       <w:r>
         <w:rPr>
-          <w:rFonts w:ascii="Arial" w:hAnsi="Arial" w:cs="Arial"/>
+          <w:rFonts w:ascii="Arial" w:hAnsi="Arial" w:cs="Arial" w:eastAsia="Arial"/>
           <w:color w:val="000000"/>
           <w:sz w:val="18"/>
           <w:highlight w:val="lightGray"/>
@@ -6873,7 +6873,7 @@
       </w:r>
       <w:r>
         <w:rPr>
-          <w:rFonts w:ascii="Arial" w:hAnsi="Arial" w:cs="Arial"/>
+          <w:rFonts w:ascii="Arial" w:hAnsi="Arial" w:cs="Arial" w:eastAsia="Arial"/>
           <w:b/>
           <w:color w:val="000000"/>
           <w:sz w:val="18"/>
@@ -6883,7 +6883,7 @@
       </w:r>
       <w:r>
         <w:rPr>
-          <w:rFonts w:ascii="Arial" w:hAnsi="Arial" w:cs="Arial"/>
+          <w:rFonts w:ascii="Arial" w:hAnsi="Arial" w:cs="Arial" w:eastAsia="Arial"/>
           <w:color w:val="000000"/>
           <w:sz w:val="18"/>
           <w:highlight w:val="lightGray"/>
@@ -6899,13 +6899,13 @@
       </w:pPr>
       <w:r>
         <w:rPr>
-          <w:rFonts w:ascii="Roboto Mono" w:hAnsi="Roboto Mono"/>
+          <w:rFonts w:ascii="Roboto Mono" w:hAnsi="Roboto Mono" w:eastAsia="Roboto Mono"/>
         </w:rPr>
         <w:t xml:space="preserve">A </w:t>
       </w:r>
       <w:r>
         <w:rPr>
-          <w:rFonts w:ascii="Roboto Mono" w:hAnsi="Roboto Mono"/>
+          <w:rFonts w:ascii="Roboto Mono" w:hAnsi="Roboto Mono" w:eastAsia="Roboto Mono"/>
           <w:b/>
           <w:bCs/>
         </w:rPr>
@@ -6913,13 +6913,13 @@
       </w:r>
       <w:r>
         <w:rPr>
-          <w:rFonts w:ascii="Roboto Mono" w:hAnsi="Roboto Mono"/>
+          <w:rFonts w:ascii="Roboto Mono" w:hAnsi="Roboto Mono" w:eastAsia="Roboto Mono"/>
         </w:rPr>
         <w:t xml:space="preserve"> is a rule that prevents duplicate values from being stored in a column or group of columns. It helps maintain data integrity by ensuring that values such as </w:t>
       </w:r>
       <w:r>
         <w:rPr>
-          <w:rFonts w:ascii="Roboto Mono" w:hAnsi="Roboto Mono"/>
+          <w:rFonts w:ascii="Roboto Mono" w:hAnsi="Roboto Mono" w:eastAsia="Roboto Mono"/>
           <w:b/>
           <w:bCs/>
         </w:rPr>
@@ -6927,13 +6927,13 @@
       </w:r>
       <w:r>
         <w:rPr>
-          <w:rFonts w:ascii="Roboto Mono" w:hAnsi="Roboto Mono"/>
+          <w:rFonts w:ascii="Roboto Mono" w:hAnsi="Roboto Mono" w:eastAsia="Roboto Mono"/>
         </w:rPr>
         <w:t xml:space="preserve">, </w:t>
       </w:r>
       <w:r>
         <w:rPr>
-          <w:rFonts w:ascii="Roboto Mono" w:hAnsi="Roboto Mono"/>
+          <w:rFonts w:ascii="Roboto Mono" w:hAnsi="Roboto Mono" w:eastAsia="Roboto Mono"/>
           <w:b/>
           <w:bCs/>
         </w:rPr>
@@ -6941,13 +6941,13 @@
       </w:r>
       <w:r>
         <w:rPr>
-          <w:rFonts w:ascii="Roboto Mono" w:hAnsi="Roboto Mono"/>
+          <w:rFonts w:ascii="Roboto Mono" w:hAnsi="Roboto Mono" w:eastAsia="Roboto Mono"/>
         </w:rPr>
         <w:t xml:space="preserve">, </w:t>
       </w:r>
       <w:r>
         <w:rPr>
-          <w:rFonts w:ascii="Roboto Mono" w:hAnsi="Roboto Mono"/>
+          <w:rFonts w:ascii="Roboto Mono" w:hAnsi="Roboto Mono" w:eastAsia="Roboto Mono"/>
           <w:b/>
           <w:bCs/>
         </w:rPr>
@@ -6955,13 +6955,13 @@
       </w:r>
       <w:r>
         <w:rPr>
-          <w:rFonts w:ascii="Roboto Mono" w:hAnsi="Roboto Mono"/>
+          <w:rFonts w:ascii="Roboto Mono" w:hAnsi="Roboto Mono" w:eastAsia="Roboto Mono"/>
         </w:rPr>
         <w:t xml:space="preserve">, and </w:t>
       </w:r>
       <w:r>
         <w:rPr>
-          <w:rFonts w:ascii="Roboto Mono" w:hAnsi="Roboto Mono"/>
+          <w:rFonts w:ascii="Roboto Mono" w:hAnsi="Roboto Mono" w:eastAsia="Roboto Mono"/>
           <w:b/>
           <w:bCs/>
         </w:rPr>
@@ -6969,7 +6969,7 @@
       </w:r>
       <w:r>
         <w:rPr>
-          <w:rFonts w:ascii="Roboto Mono" w:hAnsi="Roboto Mono"/>
+          <w:rFonts w:ascii="Roboto Mono" w:hAnsi="Roboto Mono" w:eastAsia="Roboto Mono"/>
         </w:rPr>
         <w:t xml:space="preserve"> remain unique across all records in a table.</w:t>
       </w:r>

--- a/Knowledge/3-Work knowledge/1-Software Engineering/2-General Technologies/9-Databases/5-My Source/1-Intro to Databases/1-Data Models/1-Components of a Data Model/3-Types of Constraints/3-UNIQUE Constraint.docx
+++ b/Knowledge/3-Work knowledge/1-Software Engineering/2-General Technologies/9-Databases/5-My Source/1-Intro to Databases/1-Data Models/1-Components of a Data Model/3-Types of Constraints/3-UNIQUE Constraint.docx
@@ -7,6 +7,9 @@
         <w:pStyle w:val="Heading1"/>
       </w:pPr>
       <w:r>
+        <w:rPr>
+          <w:rFonts w:ascii="Calibri Light" w:hAnsi="Calibri Light" w:eastAsia="Calibri Light"/>
+        </w:rPr>
         <w:t>UNIQUE Constraint</w:t>
       </w:r>
     </w:p>
@@ -16,11 +19,14 @@
       </w:pPr>
       <w:r>
         <w:rPr>
-          <w:rFonts w:ascii="Segoe UI Emoji" w:hAnsi="Segoe UI Emoji" w:cs="Segoe UI Emoji"/>
+          <w:rFonts w:ascii="Calibri Light" w:hAnsi="Calibri Light" w:cs="Segoe UI Emoji" w:eastAsia="Calibri Light"/>
         </w:rPr>
         <w:t>🌟</w:t>
       </w:r>
       <w:r>
+        <w:rPr>
+          <w:rFonts w:ascii="Calibri Light" w:hAnsi="Calibri Light" w:eastAsia="Calibri Light"/>
+        </w:rPr>
         <w:t xml:space="preserve"> Definition</w:t>
       </w:r>
     </w:p>
@@ -158,11 +164,14 @@
       </w:pPr>
       <w:r>
         <w:rPr>
-          <w:rFonts w:ascii="Segoe UI Emoji" w:hAnsi="Segoe UI Emoji" w:cs="Segoe UI Emoji"/>
+          <w:rFonts w:ascii="Calibri Light" w:hAnsi="Calibri Light" w:cs="Segoe UI Emoji" w:eastAsia="Calibri Light"/>
         </w:rPr>
         <w:t>🎯</w:t>
       </w:r>
       <w:r>
+        <w:rPr>
+          <w:rFonts w:ascii="Calibri Light" w:hAnsi="Calibri Light" w:eastAsia="Calibri Light"/>
+        </w:rPr>
         <w:t xml:space="preserve"> Purpose</w:t>
       </w:r>
     </w:p>
@@ -327,11 +336,14 @@
       </w:pPr>
       <w:r>
         <w:rPr>
-          <w:rFonts w:ascii="Segoe UI Emoji" w:hAnsi="Segoe UI Emoji" w:cs="Segoe UI Emoji"/>
+          <w:rFonts w:ascii="Calibri Light" w:hAnsi="Calibri Light" w:cs="Segoe UI Emoji" w:eastAsia="Calibri Light"/>
         </w:rPr>
         <w:t>🧠</w:t>
       </w:r>
       <w:r>
+        <w:rPr>
+          <w:rFonts w:ascii="Calibri Light" w:hAnsi="Calibri Light" w:eastAsia="Calibri Light"/>
+        </w:rPr>
         <w:t xml:space="preserve"> Simple Example</w:t>
       </w:r>
     </w:p>
@@ -1068,11 +1080,14 @@
       </w:pPr>
       <w:r>
         <w:rPr>
-          <w:rFonts w:ascii="Segoe UI Emoji" w:hAnsi="Segoe UI Emoji" w:cs="Segoe UI Emoji"/>
+          <w:rFonts w:ascii="Calibri Light" w:hAnsi="Calibri Light" w:cs="Segoe UI Emoji" w:eastAsia="Calibri Light"/>
         </w:rPr>
         <w:t>🔢</w:t>
       </w:r>
       <w:r>
+        <w:rPr>
+          <w:rFonts w:ascii="Calibri Light" w:hAnsi="Calibri Light" w:eastAsia="Calibri Light"/>
+        </w:rPr>
         <w:t xml:space="preserve"> How UNIQUE Works</w:t>
       </w:r>
     </w:p>
@@ -1425,11 +1440,14 @@
       </w:pPr>
       <w:r>
         <w:rPr>
-          <w:rFonts w:ascii="Segoe UI Emoji" w:hAnsi="Segoe UI Emoji" w:cs="Segoe UI Emoji"/>
+          <w:rFonts w:ascii="Calibri Light" w:hAnsi="Calibri Light" w:cs="Segoe UI Emoji" w:eastAsia="Calibri Light"/>
         </w:rPr>
         <w:t>📚</w:t>
       </w:r>
       <w:r>
+        <w:rPr>
+          <w:rFonts w:ascii="Calibri Light" w:hAnsi="Calibri Light" w:eastAsia="Calibri Light"/>
+        </w:rPr>
         <w:t xml:space="preserve"> Real-World Examples</w:t>
       </w:r>
     </w:p>
@@ -1926,11 +1944,14 @@
       </w:pPr>
       <w:r>
         <w:rPr>
-          <w:rFonts w:ascii="Segoe UI Emoji" w:hAnsi="Segoe UI Emoji" w:cs="Segoe UI Emoji"/>
+          <w:rFonts w:ascii="Calibri Light" w:hAnsi="Calibri Light" w:cs="Segoe UI Emoji" w:eastAsia="Calibri Light"/>
         </w:rPr>
         <w:t>🗄️</w:t>
       </w:r>
       <w:r>
+        <w:rPr>
+          <w:rFonts w:ascii="Calibri Light" w:hAnsi="Calibri Light" w:eastAsia="Calibri Light"/>
+        </w:rPr>
         <w:t xml:space="preserve"> SQL Example</w:t>
       </w:r>
     </w:p>
@@ -2566,11 +2587,14 @@
       </w:pPr>
       <w:r>
         <w:rPr>
-          <w:rFonts w:ascii="Segoe UI Emoji" w:hAnsi="Segoe UI Emoji" w:cs="Segoe UI Emoji"/>
+          <w:rFonts w:ascii="Calibri Light" w:hAnsi="Calibri Light" w:cs="Segoe UI Emoji" w:eastAsia="Calibri Light"/>
         </w:rPr>
         <w:t>📊</w:t>
       </w:r>
       <w:r>
+        <w:rPr>
+          <w:rFonts w:ascii="Calibri Light" w:hAnsi="Calibri Light" w:eastAsia="Calibri Light"/>
+        </w:rPr>
         <w:t xml:space="preserve"> Database Example</w:t>
       </w:r>
     </w:p>
@@ -3248,11 +3272,14 @@
       </w:pPr>
       <w:r>
         <w:rPr>
-          <w:rFonts w:ascii="Segoe UI Emoji" w:hAnsi="Segoe UI Emoji" w:cs="Segoe UI Emoji"/>
+          <w:rFonts w:ascii="Calibri Light" w:hAnsi="Calibri Light" w:cs="Segoe UI Emoji" w:eastAsia="Calibri Light"/>
         </w:rPr>
         <w:t>🔢</w:t>
       </w:r>
       <w:r>
+        <w:rPr>
+          <w:rFonts w:ascii="Calibri Light" w:hAnsi="Calibri Light" w:eastAsia="Calibri Light"/>
+        </w:rPr>
         <w:t xml:space="preserve"> Characteristics of UNIQUE</w:t>
       </w:r>
     </w:p>
@@ -3417,11 +3444,14 @@
       </w:pPr>
       <w:r>
         <w:rPr>
-          <w:rFonts w:ascii="Segoe UI Emoji" w:hAnsi="Segoe UI Emoji" w:cs="Segoe UI Emoji"/>
+          <w:rFonts w:ascii="Calibri Light" w:hAnsi="Calibri Light" w:cs="Segoe UI Emoji" w:eastAsia="Calibri Light"/>
         </w:rPr>
         <w:t>🔗</w:t>
       </w:r>
       <w:r>
+        <w:rPr>
+          <w:rFonts w:ascii="Calibri Light" w:hAnsi="Calibri Light" w:eastAsia="Calibri Light"/>
+        </w:rPr>
         <w:t xml:space="preserve"> Composite UNIQUE Constraint</w:t>
       </w:r>
     </w:p>
@@ -4026,11 +4056,14 @@
       </w:pPr>
       <w:r>
         <w:rPr>
-          <w:rFonts w:ascii="Segoe UI Emoji" w:hAnsi="Segoe UI Emoji" w:cs="Segoe UI Emoji"/>
+          <w:rFonts w:ascii="Calibri Light" w:hAnsi="Calibri Light" w:cs="Segoe UI Emoji" w:eastAsia="Calibri Light"/>
         </w:rPr>
         <w:t>⚠️</w:t>
       </w:r>
       <w:r>
+        <w:rPr>
+          <w:rFonts w:ascii="Calibri Light" w:hAnsi="Calibri Light" w:eastAsia="Calibri Light"/>
+        </w:rPr>
         <w:t xml:space="preserve"> UNIQUE vs Primary Key</w:t>
       </w:r>
     </w:p>
@@ -4823,11 +4856,14 @@
       </w:pPr>
       <w:r>
         <w:rPr>
-          <w:rFonts w:ascii="Segoe UI Emoji" w:hAnsi="Segoe UI Emoji" w:cs="Segoe UI Emoji"/>
+          <w:rFonts w:ascii="Calibri Light" w:hAnsi="Calibri Light" w:cs="Segoe UI Emoji" w:eastAsia="Calibri Light"/>
         </w:rPr>
         <w:t>🌍</w:t>
       </w:r>
       <w:r>
+        <w:rPr>
+          <w:rFonts w:ascii="Calibri Light" w:hAnsi="Calibri Light" w:eastAsia="Calibri Light"/>
+        </w:rPr>
         <w:t xml:space="preserve"> Student Example</w:t>
       </w:r>
     </w:p>
@@ -5250,11 +5286,14 @@
       </w:pPr>
       <w:r>
         <w:rPr>
-          <w:rFonts w:ascii="Segoe UI Emoji" w:hAnsi="Segoe UI Emoji" w:cs="Segoe UI Emoji"/>
+          <w:rFonts w:ascii="Calibri Light" w:hAnsi="Calibri Light" w:cs="Segoe UI Emoji" w:eastAsia="Calibri Light"/>
         </w:rPr>
         <w:t>⚠️</w:t>
       </w:r>
       <w:r>
+        <w:rPr>
+          <w:rFonts w:ascii="Calibri Light" w:hAnsi="Calibri Light" w:eastAsia="Calibri Light"/>
+        </w:rPr>
         <w:t xml:space="preserve"> UNIQUE vs NOT NULL</w:t>
       </w:r>
     </w:p>
@@ -6006,11 +6045,14 @@
       </w:pPr>
       <w:r>
         <w:rPr>
-          <w:rFonts w:ascii="Segoe UI Emoji" w:hAnsi="Segoe UI Emoji" w:cs="Segoe UI Emoji"/>
+          <w:rFonts w:ascii="Calibri Light" w:hAnsi="Calibri Light" w:cs="Segoe UI Emoji" w:eastAsia="Calibri Light"/>
         </w:rPr>
         <w:t>📚</w:t>
       </w:r>
       <w:r>
+        <w:rPr>
+          <w:rFonts w:ascii="Calibri Light" w:hAnsi="Calibri Light" w:eastAsia="Calibri Light"/>
+        </w:rPr>
         <w:t xml:space="preserve"> Common UNIQUE Fields</w:t>
       </w:r>
     </w:p>
@@ -6497,11 +6539,14 @@
       </w:pPr>
       <w:r>
         <w:rPr>
-          <w:rFonts w:ascii="Segoe UI Emoji" w:hAnsi="Segoe UI Emoji" w:cs="Segoe UI Emoji"/>
+          <w:rFonts w:ascii="Calibri Light" w:hAnsi="Calibri Light" w:cs="Segoe UI Emoji" w:eastAsia="Calibri Light"/>
         </w:rPr>
         <w:t>🧠</w:t>
       </w:r>
       <w:r>
+        <w:rPr>
+          <w:rFonts w:ascii="Calibri Light" w:hAnsi="Calibri Light" w:eastAsia="Calibri Light"/>
+        </w:rPr>
         <w:t xml:space="preserve"> Simple Analogy</w:t>
       </w:r>
     </w:p>
@@ -6824,11 +6869,14 @@
       </w:pPr>
       <w:r>
         <w:rPr>
-          <w:rFonts w:ascii="Segoe UI Emoji" w:hAnsi="Segoe UI Emoji" w:cs="Segoe UI Emoji"/>
+          <w:rFonts w:ascii="Calibri Light" w:hAnsi="Calibri Light" w:cs="Segoe UI Emoji" w:eastAsia="Calibri Light"/>
         </w:rPr>
         <w:t>🧭</w:t>
       </w:r>
       <w:r>
+        <w:rPr>
+          <w:rFonts w:ascii="Calibri Light" w:hAnsi="Calibri Light" w:eastAsia="Calibri Light"/>
+        </w:rPr>
         <w:t xml:space="preserve"> Summary</w:t>
       </w:r>
     </w:p>
